--- a/teoria/documentacion/Diccionario_de_Clases_Villafane_corregido.docx
+++ b/teoria/documentacion/Diccionario_de_Clases_Villafane_corregido.docx
@@ -751,14 +751,15 @@
             <w:pPr>
               <w:jc w:val="center"/>
             </w:pPr>
-            <w:r/>
-            <w:r>
-              <w:rPr>
-                <w:b w:val="0"/>
-                <w:i w:val="0"/>
-                <w:sz w:val="19"/>
-              </w:rPr>
+            <w:r>
               <w:t>+</w:t>
+            </w:r>
+            <w:r>
+              <w:rPr>
+                <w:b w:val="0"/>
+                <w:i w:val="0"/>
+                <w:sz w:val="19"/>
+              </w:rPr>
             </w:r>
           </w:p>
         </w:tc>
@@ -771,14 +772,15 @@
             <w:pPr>
               <w:jc w:val="left"/>
             </w:pPr>
-            <w:r/>
+            <w:r>
+              <w:t>getAuthPasswordName()</w:t>
+            </w:r>
             <w:r>
               <w:rPr>
                 <w:b/>
                 <w:i w:val="0"/>
                 <w:sz w:val="19"/>
               </w:rPr>
-              <w:t>Usuario(nombreUsuario: String, credencial: String)</w:t>
             </w:r>
           </w:p>
         </w:tc>
@@ -791,14 +793,15 @@
             <w:pPr>
               <w:jc w:val="left"/>
             </w:pPr>
-            <w:r/>
-            <w:r>
-              <w:rPr>
-                <w:b w:val="0"/>
-                <w:i w:val="0"/>
-                <w:sz w:val="19"/>
-              </w:rPr>
-              <w:t>Constructor</w:t>
+            <w:r>
+              <w:t>String</w:t>
+            </w:r>
+            <w:r>
+              <w:rPr>
+                <w:b w:val="0"/>
+                <w:i w:val="0"/>
+                <w:sz w:val="19"/>
+              </w:rPr>
             </w:r>
           </w:p>
         </w:tc>
@@ -811,14 +814,15 @@
             <w:pPr>
               <w:jc w:val="left"/>
             </w:pPr>
-            <w:r/>
-            <w:r>
-              <w:rPr>
-                <w:b w:val="0"/>
-                <w:i w:val="0"/>
-                <w:sz w:val="19"/>
-              </w:rPr>
-              <w:t>Inicializa un usuario con su nombre de acceso y credencial inicial.</w:t>
+            <w:r>
+              <w:t>Indica que credencial es el campo usado por la autenticación Laravel.</w:t>
+            </w:r>
+            <w:r>
+              <w:rPr>
+                <w:b w:val="0"/>
+                <w:i w:val="0"/>
+                <w:sz w:val="19"/>
+              </w:rPr>
             </w:r>
           </w:p>
         </w:tc>
@@ -833,14 +837,15 @@
             <w:pPr>
               <w:jc w:val="center"/>
             </w:pPr>
-            <w:r/>
-            <w:r>
-              <w:rPr>
-                <w:b w:val="0"/>
-                <w:i w:val="0"/>
-                <w:sz w:val="19"/>
-              </w:rPr>
+            <w:r>
               <w:t>+</w:t>
+            </w:r>
+            <w:r>
+              <w:rPr>
+                <w:b w:val="0"/>
+                <w:i w:val="0"/>
+                <w:sz w:val="19"/>
+              </w:rPr>
             </w:r>
           </w:p>
         </w:tc>
@@ -853,14 +858,15 @@
             <w:pPr>
               <w:jc w:val="left"/>
             </w:pPr>
-            <w:r/>
+            <w:r>
+              <w:t>empleado()</w:t>
+            </w:r>
             <w:r>
               <w:rPr>
                 <w:b/>
                 <w:i w:val="0"/>
                 <w:sz w:val="19"/>
               </w:rPr>
-              <w:t>getters y setters</w:t>
             </w:r>
           </w:p>
         </w:tc>
@@ -873,14 +879,15 @@
             <w:pPr>
               <w:jc w:val="left"/>
             </w:pPr>
-            <w:r/>
-            <w:r>
-              <w:rPr>
-                <w:b w:val="0"/>
-                <w:i w:val="0"/>
-                <w:sz w:val="19"/>
-              </w:rPr>
-              <w:t>void / tipos</w:t>
+            <w:r>
+              <w:t>HasOne</w:t>
+            </w:r>
+            <w:r>
+              <w:rPr>
+                <w:b w:val="0"/>
+                <w:i w:val="0"/>
+                <w:sz w:val="19"/>
+              </w:rPr>
             </w:r>
           </w:p>
         </w:tc>
@@ -893,14 +900,15 @@
             <w:pPr>
               <w:jc w:val="left"/>
             </w:pPr>
-            <w:r/>
-            <w:r>
-              <w:rPr>
-                <w:b w:val="0"/>
-                <w:i w:val="0"/>
-                <w:sz w:val="19"/>
-              </w:rPr>
-              <w:t>Métodos estándar de acceso y mutación para todos los atributos privados.</w:t>
+            <w:r>
+              <w:t>Relación Eloquent 1:1 con Empleado.</w:t>
+            </w:r>
+            <w:r>
+              <w:rPr>
+                <w:b w:val="0"/>
+                <w:i w:val="0"/>
+                <w:sz w:val="19"/>
+              </w:rPr>
             </w:r>
           </w:p>
         </w:tc>
@@ -915,14 +923,15 @@
             <w:pPr>
               <w:jc w:val="center"/>
             </w:pPr>
-            <w:r/>
-            <w:r>
-              <w:rPr>
-                <w:b w:val="0"/>
-                <w:i w:val="0"/>
-                <w:sz w:val="19"/>
-              </w:rPr>
+            <w:r>
               <w:t>+</w:t>
+            </w:r>
+            <w:r>
+              <w:rPr>
+                <w:b w:val="0"/>
+                <w:i w:val="0"/>
+                <w:sz w:val="19"/>
+              </w:rPr>
             </w:r>
           </w:p>
         </w:tc>
@@ -935,14 +944,15 @@
             <w:pPr>
               <w:jc w:val="left"/>
             </w:pPr>
-            <w:r/>
+            <w:r>
+              <w:t>administrador()</w:t>
+            </w:r>
             <w:r>
               <w:rPr>
                 <w:b/>
                 <w:i w:val="0"/>
                 <w:sz w:val="19"/>
               </w:rPr>
-              <w:t>autenticar(contrasena: String)</w:t>
             </w:r>
           </w:p>
         </w:tc>
@@ -955,14 +965,15 @@
             <w:pPr>
               <w:jc w:val="left"/>
             </w:pPr>
-            <w:r/>
-            <w:r>
-              <w:rPr>
-                <w:b w:val="0"/>
-                <w:i w:val="0"/>
-                <w:sz w:val="19"/>
-              </w:rPr>
-              <w:t>boolean</w:t>
+            <w:r>
+              <w:t>HasOne</w:t>
+            </w:r>
+            <w:r>
+              <w:rPr>
+                <w:b w:val="0"/>
+                <w:i w:val="0"/>
+                <w:sz w:val="19"/>
+              </w:rPr>
             </w:r>
           </w:p>
         </w:tc>
@@ -975,14 +986,15 @@
             <w:pPr>
               <w:jc w:val="left"/>
             </w:pPr>
-            <w:r/>
-            <w:r>
-              <w:rPr>
-                <w:b w:val="0"/>
-                <w:i w:val="0"/>
-                <w:sz w:val="19"/>
-              </w:rPr>
-              <w:t>Verifica si la contraseña ingresada coincide con el hash almacenado en la credencial.</w:t>
+            <w:r>
+              <w:t>Relación Eloquent 1:1 con Administrador.</w:t>
+            </w:r>
+            <w:r>
+              <w:rPr>
+                <w:b w:val="0"/>
+                <w:i w:val="0"/>
+                <w:sz w:val="19"/>
+              </w:rPr>
             </w:r>
           </w:p>
         </w:tc>
@@ -997,14 +1009,15 @@
             <w:pPr>
               <w:jc w:val="center"/>
             </w:pPr>
-            <w:r/>
-            <w:r>
-              <w:rPr>
-                <w:b w:val="0"/>
-                <w:i w:val="0"/>
-                <w:sz w:val="19"/>
-              </w:rPr>
+            <w:r>
               <w:t>+</w:t>
+            </w:r>
+            <w:r>
+              <w:rPr>
+                <w:b w:val="0"/>
+                <w:i w:val="0"/>
+                <w:sz w:val="19"/>
+              </w:rPr>
             </w:r>
           </w:p>
         </w:tc>
@@ -1017,14 +1030,15 @@
             <w:pPr>
               <w:jc w:val="left"/>
             </w:pPr>
-            <w:r/>
+            <w:r>
+              <w:t>autenticar(contrasena: String)</w:t>
+            </w:r>
             <w:r>
               <w:rPr>
                 <w:b/>
                 <w:i w:val="0"/>
                 <w:sz w:val="19"/>
               </w:rPr>
-              <w:t>cambiarContrasena(nueva: String)</w:t>
             </w:r>
           </w:p>
         </w:tc>
@@ -1037,14 +1051,15 @@
             <w:pPr>
               <w:jc w:val="left"/>
             </w:pPr>
-            <w:r/>
-            <w:r>
-              <w:rPr>
-                <w:b w:val="0"/>
-                <w:i w:val="0"/>
-                <w:sz w:val="19"/>
-              </w:rPr>
-              <w:t>void</w:t>
+            <w:r>
+              <w:t>boolean</w:t>
+            </w:r>
+            <w:r>
+              <w:rPr>
+                <w:b w:val="0"/>
+                <w:i w:val="0"/>
+                <w:sz w:val="19"/>
+              </w:rPr>
             </w:r>
           </w:p>
         </w:tc>
@@ -1057,14 +1072,15 @@
             <w:pPr>
               <w:jc w:val="left"/>
             </w:pPr>
-            <w:r/>
-            <w:r>
-              <w:rPr>
-                <w:b w:val="0"/>
-                <w:i w:val="0"/>
-                <w:sz w:val="19"/>
-              </w:rPr>
-              <w:t>Genera un nuevo hash para la contraseña y actualiza el atributo credencial.</w:t>
+            <w:r>
+              <w:t>Valida estado activo y hash de la credencial.</w:t>
+            </w:r>
+            <w:r>
+              <w:rPr>
+                <w:b w:val="0"/>
+                <w:i w:val="0"/>
+                <w:sz w:val="19"/>
+              </w:rPr>
             </w:r>
           </w:p>
         </w:tc>
@@ -1079,14 +1095,15 @@
             <w:pPr>
               <w:jc w:val="center"/>
             </w:pPr>
-            <w:r/>
-            <w:r>
-              <w:rPr>
-                <w:b w:val="0"/>
-                <w:i w:val="0"/>
-                <w:sz w:val="19"/>
-              </w:rPr>
+            <w:r>
               <w:t>+</w:t>
+            </w:r>
+            <w:r>
+              <w:rPr>
+                <w:b w:val="0"/>
+                <w:i w:val="0"/>
+                <w:sz w:val="19"/>
+              </w:rPr>
             </w:r>
           </w:p>
         </w:tc>
@@ -1099,14 +1116,15 @@
             <w:pPr>
               <w:jc w:val="left"/>
             </w:pPr>
-            <w:r/>
+            <w:r>
+              <w:t>cambiarContrasena(nueva: String)</w:t>
+            </w:r>
             <w:r>
               <w:rPr>
                 <w:b/>
                 <w:i w:val="0"/>
                 <w:sz w:val="19"/>
               </w:rPr>
-              <w:t>activar()</w:t>
             </w:r>
           </w:p>
         </w:tc>
@@ -1119,14 +1137,15 @@
             <w:pPr>
               <w:jc w:val="left"/>
             </w:pPr>
-            <w:r/>
-            <w:r>
-              <w:rPr>
-                <w:b w:val="0"/>
-                <w:i w:val="0"/>
-                <w:sz w:val="19"/>
-              </w:rPr>
+            <w:r>
               <w:t>void</w:t>
+            </w:r>
+            <w:r>
+              <w:rPr>
+                <w:b w:val="0"/>
+                <w:i w:val="0"/>
+                <w:sz w:val="19"/>
+              </w:rPr>
             </w:r>
           </w:p>
         </w:tc>
@@ -1139,14 +1158,15 @@
             <w:pPr>
               <w:jc w:val="left"/>
             </w:pPr>
-            <w:r/>
-            <w:r>
-              <w:rPr>
-                <w:b w:val="0"/>
-                <w:i w:val="0"/>
-                <w:sz w:val="19"/>
-              </w:rPr>
-              <w:t>Establece el estado del usuario en 'activo', habilitando su acceso.</w:t>
+            <w:r>
+              <w:t>Actualiza la credencial mediante hash.</w:t>
+            </w:r>
+            <w:r>
+              <w:rPr>
+                <w:b w:val="0"/>
+                <w:i w:val="0"/>
+                <w:sz w:val="19"/>
+              </w:rPr>
             </w:r>
           </w:p>
         </w:tc>
@@ -1161,14 +1181,15 @@
             <w:pPr>
               <w:jc w:val="center"/>
             </w:pPr>
-            <w:r/>
-            <w:r>
-              <w:rPr>
-                <w:b w:val="0"/>
-                <w:i w:val="0"/>
-                <w:sz w:val="19"/>
-              </w:rPr>
+            <w:r>
               <w:t>+</w:t>
+            </w:r>
+            <w:r>
+              <w:rPr>
+                <w:b w:val="0"/>
+                <w:i w:val="0"/>
+                <w:sz w:val="19"/>
+              </w:rPr>
             </w:r>
           </w:p>
         </w:tc>
@@ -1181,14 +1202,15 @@
             <w:pPr>
               <w:jc w:val="left"/>
             </w:pPr>
-            <w:r/>
+            <w:r>
+              <w:t>activar()</w:t>
+            </w:r>
             <w:r>
               <w:rPr>
                 <w:b/>
                 <w:i w:val="0"/>
                 <w:sz w:val="19"/>
               </w:rPr>
-              <w:t>desactivar()</w:t>
             </w:r>
           </w:p>
         </w:tc>
@@ -1201,14 +1223,15 @@
             <w:pPr>
               <w:jc w:val="left"/>
             </w:pPr>
-            <w:r/>
-            <w:r>
-              <w:rPr>
-                <w:b w:val="0"/>
-                <w:i w:val="0"/>
-                <w:sz w:val="19"/>
-              </w:rPr>
+            <w:r>
               <w:t>void</w:t>
+            </w:r>
+            <w:r>
+              <w:rPr>
+                <w:b w:val="0"/>
+                <w:i w:val="0"/>
+                <w:sz w:val="19"/>
+              </w:rPr>
             </w:r>
           </w:p>
         </w:tc>
@@ -1221,14 +1244,15 @@
             <w:pPr>
               <w:jc w:val="left"/>
             </w:pPr>
-            <w:r/>
-            <w:r>
-              <w:rPr>
-                <w:b w:val="0"/>
-                <w:i w:val="0"/>
-                <w:sz w:val="19"/>
-              </w:rPr>
-              <w:t>Establece el estado del usuario en 'inactivo', revocando su acceso.</w:t>
+            <w:r>
+              <w:t>Habilita el acceso.</w:t>
+            </w:r>
+            <w:r>
+              <w:rPr>
+                <w:b w:val="0"/>
+                <w:i w:val="0"/>
+                <w:sz w:val="19"/>
+              </w:rPr>
             </w:r>
           </w:p>
         </w:tc>
@@ -1243,14 +1267,15 @@
             <w:pPr>
               <w:jc w:val="center"/>
             </w:pPr>
-            <w:r/>
-            <w:r>
-              <w:rPr>
-                <w:b w:val="0"/>
-                <w:i w:val="0"/>
-                <w:sz w:val="19"/>
-              </w:rPr>
+            <w:r>
               <w:t>+</w:t>
+            </w:r>
+            <w:r>
+              <w:rPr>
+                <w:b w:val="0"/>
+                <w:i w:val="0"/>
+                <w:sz w:val="19"/>
+              </w:rPr>
             </w:r>
           </w:p>
         </w:tc>
@@ -1263,14 +1288,15 @@
             <w:pPr>
               <w:jc w:val="left"/>
             </w:pPr>
-            <w:r/>
+            <w:r>
+              <w:t>desactivar()</w:t>
+            </w:r>
             <w:r>
               <w:rPr>
                 <w:b/>
                 <w:i w:val="0"/>
                 <w:sz w:val="19"/>
               </w:rPr>
-              <w:t>toString()</w:t>
             </w:r>
           </w:p>
         </w:tc>
@@ -1283,14 +1309,15 @@
             <w:pPr>
               <w:jc w:val="left"/>
             </w:pPr>
-            <w:r/>
-            <w:r>
-              <w:rPr>
-                <w:b w:val="0"/>
-                <w:i w:val="0"/>
-                <w:sz w:val="19"/>
-              </w:rPr>
-              <w:t>String</w:t>
+            <w:r>
+              <w:t>void</w:t>
+            </w:r>
+            <w:r>
+              <w:rPr>
+                <w:b w:val="0"/>
+                <w:i w:val="0"/>
+                <w:sz w:val="19"/>
+              </w:rPr>
             </w:r>
           </w:p>
         </w:tc>
@@ -1303,14 +1330,15 @@
             <w:pPr>
               <w:jc w:val="left"/>
             </w:pPr>
-            <w:r/>
-            <w:r>
-              <w:rPr>
-                <w:b w:val="0"/>
-                <w:i w:val="0"/>
-                <w:sz w:val="19"/>
-              </w:rPr>
-              <w:t>Retorna una representación textual informativa del usuario.</w:t>
+            <w:r>
+              <w:t>Inhabilita el acceso.</w:t>
+            </w:r>
+            <w:r>
+              <w:rPr>
+                <w:b w:val="0"/>
+                <w:i w:val="0"/>
+                <w:sz w:val="19"/>
+              </w:rPr>
             </w:r>
           </w:p>
         </w:tc>
@@ -1484,14 +1512,15 @@
             <w:pPr>
               <w:jc w:val="center"/>
             </w:pPr>
-            <w:r/>
-            <w:r>
-              <w:rPr>
-                <w:b w:val="0"/>
-                <w:i w:val="0"/>
-                <w:sz w:val="19"/>
-              </w:rPr>
+            <w:r>
               <w:t>-</w:t>
+            </w:r>
+            <w:r>
+              <w:rPr>
+                <w:b w:val="0"/>
+                <w:i w:val="0"/>
+                <w:sz w:val="19"/>
+              </w:rPr>
             </w:r>
           </w:p>
         </w:tc>
@@ -1504,14 +1533,15 @@
             <w:pPr>
               <w:jc w:val="left"/>
             </w:pPr>
-            <w:r/>
+            <w:r>
+              <w:t>idEmpleado</w:t>
+            </w:r>
             <w:r>
               <w:rPr>
                 <w:b/>
                 <w:i w:val="0"/>
                 <w:sz w:val="19"/>
               </w:rPr>
-              <w:t>area</w:t>
             </w:r>
           </w:p>
         </w:tc>
@@ -1524,14 +1554,15 @@
             <w:pPr>
               <w:jc w:val="left"/>
             </w:pPr>
-            <w:r/>
-            <w:r>
-              <w:rPr>
-                <w:b w:val="0"/>
-                <w:i w:val="0"/>
-                <w:sz w:val="19"/>
-              </w:rPr>
-              <w:t>String</w:t>
+            <w:r>
+              <w:t>int</w:t>
+            </w:r>
+            <w:r>
+              <w:rPr>
+                <w:b w:val="0"/>
+                <w:i w:val="0"/>
+                <w:sz w:val="19"/>
+              </w:rPr>
             </w:r>
           </w:p>
         </w:tc>
@@ -1544,14 +1575,15 @@
             <w:pPr>
               <w:jc w:val="left"/>
             </w:pPr>
-            <w:r/>
-            <w:r>
-              <w:rPr>
-                <w:b w:val="0"/>
-                <w:i w:val="0"/>
-                <w:sz w:val="19"/>
-              </w:rPr>
-              <w:t>Área de trabajo a la que está asignado el empleado (ej. "Soporte Técnico", "Atención").</w:t>
+            <w:r>
+              <w:t>PK y FK compartida con Usuario.</w:t>
+            </w:r>
+            <w:r>
+              <w:rPr>
+                <w:b w:val="0"/>
+                <w:i w:val="0"/>
+                <w:sz w:val="19"/>
+              </w:rPr>
             </w:r>
           </w:p>
         </w:tc>
@@ -1566,14 +1598,15 @@
             <w:pPr>
               <w:jc w:val="center"/>
             </w:pPr>
-            <w:r/>
-            <w:r>
-              <w:rPr>
-                <w:b w:val="0"/>
-                <w:i w:val="0"/>
-                <w:sz w:val="19"/>
-              </w:rPr>
+            <w:r>
               <w:t>-</w:t>
+            </w:r>
+            <w:r>
+              <w:rPr>
+                <w:b w:val="0"/>
+                <w:i w:val="0"/>
+                <w:sz w:val="19"/>
+              </w:rPr>
             </w:r>
           </w:p>
         </w:tc>
@@ -1586,14 +1619,15 @@
             <w:pPr>
               <w:jc w:val="left"/>
             </w:pPr>
-            <w:r/>
+            <w:r>
+              <w:t>area</w:t>
+            </w:r>
             <w:r>
               <w:rPr>
                 <w:b/>
                 <w:i w:val="0"/>
                 <w:sz w:val="19"/>
               </w:rPr>
-              <w:t>cargo</w:t>
             </w:r>
           </w:p>
         </w:tc>
@@ -1606,14 +1640,15 @@
             <w:pPr>
               <w:jc w:val="left"/>
             </w:pPr>
-            <w:r/>
-            <w:r>
-              <w:rPr>
-                <w:b w:val="0"/>
-                <w:i w:val="0"/>
-                <w:sz w:val="19"/>
-              </w:rPr>
-              <w:t>String</w:t>
+            <w:r>
+              <w:t>String?</w:t>
+            </w:r>
+            <w:r>
+              <w:rPr>
+                <w:b w:val="0"/>
+                <w:i w:val="0"/>
+                <w:sz w:val="19"/>
+              </w:rPr>
             </w:r>
           </w:p>
         </w:tc>
@@ -1626,14 +1661,15 @@
             <w:pPr>
               <w:jc w:val="left"/>
             </w:pPr>
-            <w:r/>
-            <w:r>
-              <w:rPr>
-                <w:b w:val="0"/>
-                <w:i w:val="0"/>
-                <w:sz w:val="19"/>
-              </w:rPr>
-              <w:t>Puesto laboral o rol que desempeña (ej. "Técnico de Red", "Operador de Soporte").</w:t>
+            <w:r>
+              <w:t>Área opcional del empleado.</w:t>
+            </w:r>
+            <w:r>
+              <w:rPr>
+                <w:b w:val="0"/>
+                <w:i w:val="0"/>
+                <w:sz w:val="19"/>
+              </w:rPr>
             </w:r>
           </w:p>
         </w:tc>
@@ -1648,14 +1684,15 @@
             <w:pPr>
               <w:jc w:val="center"/>
             </w:pPr>
-            <w:r/>
-            <w:r>
-              <w:rPr>
-                <w:b w:val="0"/>
-                <w:i w:val="0"/>
-                <w:sz w:val="19"/>
-              </w:rPr>
+            <w:r>
               <w:t>-</w:t>
+            </w:r>
+            <w:r>
+              <w:rPr>
+                <w:b w:val="0"/>
+                <w:i w:val="0"/>
+                <w:sz w:val="19"/>
+              </w:rPr>
             </w:r>
           </w:p>
         </w:tc>
@@ -1668,14 +1705,15 @@
             <w:pPr>
               <w:jc w:val="left"/>
             </w:pPr>
-            <w:r/>
+            <w:r>
+              <w:t>cargo</w:t>
+            </w:r>
             <w:r>
               <w:rPr>
                 <w:b/>
                 <w:i w:val="0"/>
                 <w:sz w:val="19"/>
               </w:rPr>
-              <w:t>turno</w:t>
             </w:r>
           </w:p>
         </w:tc>
@@ -1688,14 +1726,15 @@
             <w:pPr>
               <w:jc w:val="left"/>
             </w:pPr>
-            <w:r/>
-            <w:r>
-              <w:rPr>
-                <w:b w:val="0"/>
-                <w:i w:val="0"/>
-                <w:sz w:val="19"/>
-              </w:rPr>
-              <w:t>String</w:t>
+            <w:r>
+              <w:t>String?</w:t>
+            </w:r>
+            <w:r>
+              <w:rPr>
+                <w:b w:val="0"/>
+                <w:i w:val="0"/>
+                <w:sz w:val="19"/>
+              </w:rPr>
             </w:r>
           </w:p>
         </w:tc>
@@ -1708,14 +1747,15 @@
             <w:pPr>
               <w:jc w:val="left"/>
             </w:pPr>
-            <w:r/>
-            <w:r>
-              <w:rPr>
-                <w:b w:val="0"/>
-                <w:i w:val="0"/>
-                <w:sz w:val="19"/>
-              </w:rPr>
-              <w:t>Turno habitual de trabajo ('mañana', 'tarde', 'noche').</w:t>
+            <w:r>
+              <w:t>Cargo opcional del empleado.</w:t>
+            </w:r>
+            <w:r>
+              <w:rPr>
+                <w:b w:val="0"/>
+                <w:i w:val="0"/>
+                <w:sz w:val="19"/>
+              </w:rPr>
             </w:r>
           </w:p>
         </w:tc>
@@ -1730,14 +1770,15 @@
             <w:pPr>
               <w:jc w:val="center"/>
             </w:pPr>
-            <w:r/>
-            <w:r>
-              <w:rPr>
-                <w:b w:val="0"/>
-                <w:i w:val="0"/>
-                <w:sz w:val="19"/>
-              </w:rPr>
+            <w:r>
               <w:t>-</w:t>
+            </w:r>
+            <w:r>
+              <w:rPr>
+                <w:b w:val="0"/>
+                <w:i w:val="0"/>
+                <w:sz w:val="19"/>
+              </w:rPr>
             </w:r>
           </w:p>
         </w:tc>
@@ -1750,14 +1791,15 @@
             <w:pPr>
               <w:jc w:val="left"/>
             </w:pPr>
-            <w:r/>
+            <w:r>
+              <w:t>turno</w:t>
+            </w:r>
             <w:r>
               <w:rPr>
                 <w:b/>
                 <w:i w:val="0"/>
                 <w:sz w:val="19"/>
               </w:rPr>
-              <w:t>fechaIngreso</w:t>
             </w:r>
           </w:p>
         </w:tc>
@@ -1770,14 +1812,15 @@
             <w:pPr>
               <w:jc w:val="left"/>
             </w:pPr>
-            <w:r/>
-            <w:r>
-              <w:rPr>
-                <w:b w:val="0"/>
-                <w:i w:val="0"/>
-                <w:sz w:val="19"/>
-              </w:rPr>
-              <w:t>Date</w:t>
+            <w:r>
+              <w:t>String?</w:t>
+            </w:r>
+            <w:r>
+              <w:rPr>
+                <w:b w:val="0"/>
+                <w:i w:val="0"/>
+                <w:sz w:val="19"/>
+              </w:rPr>
             </w:r>
           </w:p>
         </w:tc>
@@ -1790,14 +1833,57 @@
             <w:pPr>
               <w:jc w:val="left"/>
             </w:pPr>
-            <w:r/>
-            <w:r>
-              <w:rPr>
-                <w:b w:val="0"/>
-                <w:i w:val="0"/>
-                <w:sz w:val="19"/>
-              </w:rPr>
-              <w:t>Fecha en la que el empleado comenzó a trabajar en la empresa.</w:t>
+            <w:r>
+              <w:t>Turno opcional.</w:t>
+            </w:r>
+            <w:r>
+              <w:rPr>
+                <w:b w:val="0"/>
+                <w:i w:val="0"/>
+                <w:sz w:val="19"/>
+              </w:rPr>
+            </w:r>
+          </w:p>
+        </w:tc>
+      </w:tr>
+      <w:tr>
+        <w:tc>
+          <w:tcPr>
+            <w:tcW w:type="dxa" w:w="2309"/>
+          </w:tcPr>
+          <w:p>
+            <w:r>
+              <w:t>-</w:t>
+            </w:r>
+          </w:p>
+        </w:tc>
+        <w:tc>
+          <w:tcPr>
+            <w:tcW w:type="dxa" w:w="2309"/>
+          </w:tcPr>
+          <w:p>
+            <w:r>
+              <w:t>fechaIngreso</w:t>
+            </w:r>
+          </w:p>
+        </w:tc>
+        <w:tc>
+          <w:tcPr>
+            <w:tcW w:type="dxa" w:w="2309"/>
+          </w:tcPr>
+          <w:p>
+            <w:r>
+              <w:t>Date?</w:t>
+            </w:r>
+          </w:p>
+        </w:tc>
+        <w:tc>
+          <w:tcPr>
+            <w:tcW w:type="dxa" w:w="2309"/>
+          </w:tcPr>
+          <w:p>
+            <w:r>
+              <w:t>Fecha de ingreso opcional.</w:t>
             </w:r>
           </w:p>
         </w:tc>
@@ -1921,14 +2007,15 @@
             <w:pPr>
               <w:jc w:val="center"/>
             </w:pPr>
-            <w:r/>
-            <w:r>
-              <w:rPr>
-                <w:b w:val="0"/>
-                <w:i w:val="0"/>
-                <w:sz w:val="19"/>
-              </w:rPr>
+            <w:r>
               <w:t>+</w:t>
+            </w:r>
+            <w:r>
+              <w:rPr>
+                <w:b w:val="0"/>
+                <w:i w:val="0"/>
+                <w:sz w:val="19"/>
+              </w:rPr>
             </w:r>
           </w:p>
         </w:tc>
@@ -1941,14 +2028,15 @@
             <w:pPr>
               <w:jc w:val="left"/>
             </w:pPr>
-            <w:r/>
+            <w:r>
+              <w:t>usuario()</w:t>
+            </w:r>
             <w:r>
               <w:rPr>
                 <w:b/>
                 <w:i w:val="0"/>
                 <w:sz w:val="19"/>
               </w:rPr>
-              <w:t>Empleado(nombreUsuario: String, credencial: String, cargo: String, area: String)</w:t>
             </w:r>
           </w:p>
         </w:tc>
@@ -1961,14 +2049,15 @@
             <w:pPr>
               <w:jc w:val="left"/>
             </w:pPr>
-            <w:r/>
-            <w:r>
-              <w:rPr>
-                <w:b w:val="0"/>
-                <w:i w:val="0"/>
-                <w:sz w:val="19"/>
-              </w:rPr>
-              <w:t>Constructor</w:t>
+            <w:r>
+              <w:t>BelongsTo</w:t>
+            </w:r>
+            <w:r>
+              <w:rPr>
+                <w:b w:val="0"/>
+                <w:i w:val="0"/>
+                <w:sz w:val="19"/>
+              </w:rPr>
             </w:r>
           </w:p>
         </w:tc>
@@ -1981,342 +2070,15 @@
             <w:pPr>
               <w:jc w:val="left"/>
             </w:pPr>
-            <w:r/>
-            <w:r>
-              <w:rPr>
-                <w:b w:val="0"/>
-                <w:i w:val="0"/>
-                <w:sz w:val="19"/>
-              </w:rPr>
-              <w:t>Crea una nueva instancia de Empleado asignando sus credenciales y datos laborales.</w:t>
-            </w:r>
-          </w:p>
-        </w:tc>
-      </w:tr>
-      <w:tr>
-        <w:tc>
-          <w:tcPr>
-            <w:tcW w:type="dxa" w:w="680"/>
-            <w:shd w:val="clear" w:color="auto" w:fill="F2F2F2"/>
-          </w:tcPr>
-          <w:p>
-            <w:pPr>
-              <w:jc w:val="center"/>
-            </w:pPr>
-            <w:r/>
-            <w:r>
-              <w:rPr>
-                <w:b w:val="0"/>
-                <w:i w:val="0"/>
-                <w:sz w:val="19"/>
-              </w:rPr>
-              <w:t>+</w:t>
-            </w:r>
-          </w:p>
-        </w:tc>
-        <w:tc>
-          <w:tcPr>
-            <w:tcW w:type="dxa" w:w="4252"/>
-            <w:shd w:val="clear" w:color="auto" w:fill="F2F2F2"/>
-          </w:tcPr>
-          <w:p>
-            <w:pPr>
-              <w:jc w:val="left"/>
-            </w:pPr>
-            <w:r/>
-            <w:r>
-              <w:rPr>
-                <w:b/>
-                <w:i w:val="0"/>
-                <w:sz w:val="19"/>
-              </w:rPr>
-              <w:t>getters y setters</w:t>
-            </w:r>
-          </w:p>
-        </w:tc>
-        <w:tc>
-          <w:tcPr>
-            <w:tcW w:type="dxa" w:w="1587"/>
-            <w:shd w:val="clear" w:color="auto" w:fill="F2F2F2"/>
-          </w:tcPr>
-          <w:p>
-            <w:pPr>
-              <w:jc w:val="left"/>
-            </w:pPr>
-            <w:r/>
-            <w:r>
-              <w:rPr>
-                <w:b w:val="0"/>
-                <w:i w:val="0"/>
-                <w:sz w:val="19"/>
-              </w:rPr>
-              <w:t>void / tipos</w:t>
-            </w:r>
-          </w:p>
-        </w:tc>
-        <w:tc>
-          <w:tcPr>
-            <w:tcW w:type="dxa" w:w="2948"/>
-            <w:shd w:val="clear" w:color="auto" w:fill="F2F2F2"/>
-          </w:tcPr>
-          <w:p>
-            <w:pPr>
-              <w:jc w:val="left"/>
-            </w:pPr>
-            <w:r/>
-            <w:r>
-              <w:rPr>
-                <w:b w:val="0"/>
-                <w:i w:val="0"/>
-                <w:sz w:val="19"/>
-              </w:rPr>
-              <w:t>Métodos de acceso y modificación para los atributos propios y heredados.</w:t>
-            </w:r>
-          </w:p>
-        </w:tc>
-      </w:tr>
-      <w:tr>
-        <w:tc>
-          <w:tcPr>
-            <w:tcW w:type="dxa" w:w="680"/>
-            <w:shd w:val="clear" w:color="auto" w:fill="FFFFFF"/>
-          </w:tcPr>
-          <w:p>
-            <w:pPr>
-              <w:jc w:val="center"/>
-            </w:pPr>
-            <w:r/>
-            <w:r>
-              <w:rPr>
-                <w:b w:val="0"/>
-                <w:i w:val="0"/>
-                <w:sz w:val="19"/>
-              </w:rPr>
-              <w:t>+</w:t>
-            </w:r>
-          </w:p>
-        </w:tc>
-        <w:tc>
-          <w:tcPr>
-            <w:tcW w:type="dxa" w:w="4252"/>
-            <w:shd w:val="clear" w:color="auto" w:fill="FFFFFF"/>
-          </w:tcPr>
-          <w:p>
-            <w:pPr>
-              <w:jc w:val="left"/>
-            </w:pPr>
-            <w:r/>
-            <w:r>
-              <w:rPr>
-                <w:b/>
-                <w:i w:val="0"/>
-                <w:sz w:val="19"/>
-              </w:rPr>
-              <w:t>obtenerTicketsAsignados()</w:t>
-            </w:r>
-          </w:p>
-        </w:tc>
-        <w:tc>
-          <w:tcPr>
-            <w:tcW w:type="dxa" w:w="1587"/>
-            <w:shd w:val="clear" w:color="auto" w:fill="FFFFFF"/>
-          </w:tcPr>
-          <w:p>
-            <w:pPr>
-              <w:jc w:val="left"/>
-            </w:pPr>
-            <w:r/>
-            <w:r>
-              <w:rPr>
-                <w:b w:val="0"/>
-                <w:i w:val="0"/>
-                <w:sz w:val="19"/>
-              </w:rPr>
-              <w:t>List&lt;Ticket&gt;</w:t>
-            </w:r>
-          </w:p>
-        </w:tc>
-        <w:tc>
-          <w:tcPr>
-            <w:tcW w:type="dxa" w:w="2948"/>
-            <w:shd w:val="clear" w:color="auto" w:fill="FFFFFF"/>
-          </w:tcPr>
-          <w:p>
-            <w:pPr>
-              <w:jc w:val="left"/>
-            </w:pPr>
-            <w:r/>
-            <w:r>
-              <w:rPr>
-                <w:b w:val="0"/>
-                <w:i w:val="0"/>
-                <w:sz w:val="19"/>
-              </w:rPr>
-              <w:t>Devuelve la lista de todos los tickets de soporte técnico asignados actualmente a este empleado.</w:t>
-            </w:r>
-          </w:p>
-        </w:tc>
-      </w:tr>
-      <w:tr>
-        <w:tc>
-          <w:tcPr>
-            <w:tcW w:type="dxa" w:w="680"/>
-            <w:shd w:val="clear" w:color="auto" w:fill="F2F2F2"/>
-          </w:tcPr>
-          <w:p>
-            <w:pPr>
-              <w:jc w:val="center"/>
-            </w:pPr>
-            <w:r/>
-            <w:r>
-              <w:rPr>
-                <w:b w:val="0"/>
-                <w:i w:val="0"/>
-                <w:sz w:val="19"/>
-              </w:rPr>
-              <w:t>+</w:t>
-            </w:r>
-          </w:p>
-        </w:tc>
-        <w:tc>
-          <w:tcPr>
-            <w:tcW w:type="dxa" w:w="4252"/>
-            <w:shd w:val="clear" w:color="auto" w:fill="F2F2F2"/>
-          </w:tcPr>
-          <w:p>
-            <w:pPr>
-              <w:jc w:val="left"/>
-            </w:pPr>
-            <w:r/>
-            <w:r>
-              <w:rPr>
-                <w:b/>
-                <w:i w:val="0"/>
-                <w:sz w:val="19"/>
-              </w:rPr>
-              <w:t>obtenerConversacionesActivas()</w:t>
-            </w:r>
-          </w:p>
-        </w:tc>
-        <w:tc>
-          <w:tcPr>
-            <w:tcW w:type="dxa" w:w="1587"/>
-            <w:shd w:val="clear" w:color="auto" w:fill="F2F2F2"/>
-          </w:tcPr>
-          <w:p>
-            <w:pPr>
-              <w:jc w:val="left"/>
-            </w:pPr>
-            <w:r/>
-            <w:r>
-              <w:rPr>
-                <w:b w:val="0"/>
-                <w:i w:val="0"/>
-                <w:sz w:val="19"/>
-              </w:rPr>
-              <w:t>List&lt;Conversacion&gt;</w:t>
-            </w:r>
-          </w:p>
-        </w:tc>
-        <w:tc>
-          <w:tcPr>
-            <w:tcW w:type="dxa" w:w="2948"/>
-            <w:shd w:val="clear" w:color="auto" w:fill="F2F2F2"/>
-          </w:tcPr>
-          <w:p>
-            <w:pPr>
-              <w:jc w:val="left"/>
-            </w:pPr>
-            <w:r/>
-            <w:r>
-              <w:rPr>
-                <w:b w:val="0"/>
-                <w:i w:val="0"/>
-                <w:sz w:val="19"/>
-              </w:rPr>
-              <w:t>Devuelve la lista de conversaciones de WhatsApp escaladas y abiertas a su cargo.</w:t>
-            </w:r>
-          </w:p>
-        </w:tc>
-      </w:tr>
-      <w:tr>
-        <w:tc>
-          <w:tcPr>
-            <w:tcW w:type="dxa" w:w="680"/>
-            <w:shd w:val="clear" w:color="auto" w:fill="FFFFFF"/>
-          </w:tcPr>
-          <w:p>
-            <w:pPr>
-              <w:jc w:val="center"/>
-            </w:pPr>
-            <w:r/>
-            <w:r>
-              <w:rPr>
-                <w:b w:val="0"/>
-                <w:i w:val="0"/>
-                <w:sz w:val="19"/>
-              </w:rPr>
-              <w:t>+</w:t>
-            </w:r>
-          </w:p>
-        </w:tc>
-        <w:tc>
-          <w:tcPr>
-            <w:tcW w:type="dxa" w:w="4252"/>
-            <w:shd w:val="clear" w:color="auto" w:fill="FFFFFF"/>
-          </w:tcPr>
-          <w:p>
-            <w:pPr>
-              <w:jc w:val="left"/>
-            </w:pPr>
-            <w:r/>
-            <w:r>
-              <w:rPr>
-                <w:b/>
-                <w:i w:val="0"/>
-                <w:sz w:val="19"/>
-              </w:rPr>
-              <w:t>toString()</w:t>
-            </w:r>
-          </w:p>
-        </w:tc>
-        <w:tc>
-          <w:tcPr>
-            <w:tcW w:type="dxa" w:w="1587"/>
-            <w:shd w:val="clear" w:color="auto" w:fill="FFFFFF"/>
-          </w:tcPr>
-          <w:p>
-            <w:pPr>
-              <w:jc w:val="left"/>
-            </w:pPr>
-            <w:r/>
-            <w:r>
-              <w:rPr>
-                <w:b w:val="0"/>
-                <w:i w:val="0"/>
-                <w:sz w:val="19"/>
-              </w:rPr>
-              <w:t>String</w:t>
-            </w:r>
-          </w:p>
-        </w:tc>
-        <w:tc>
-          <w:tcPr>
-            <w:tcW w:type="dxa" w:w="2948"/>
-            <w:shd w:val="clear" w:color="auto" w:fill="FFFFFF"/>
-          </w:tcPr>
-          <w:p>
-            <w:pPr>
-              <w:jc w:val="left"/>
-            </w:pPr>
-            <w:r/>
-            <w:r>
-              <w:rPr>
-                <w:b w:val="0"/>
-                <w:i w:val="0"/>
-                <w:sz w:val="19"/>
-              </w:rPr>
-              <w:t>Devuelve la descripción del empleado con su cargo y área.</w:t>
+            <w:r>
+              <w:t>Relación Eloquent con Usuario mediante la PK/FK compartida.</w:t>
+            </w:r>
+            <w:r>
+              <w:rPr>
+                <w:b w:val="0"/>
+                <w:i w:val="0"/>
+                <w:sz w:val="19"/>
+              </w:rPr>
             </w:r>
           </w:p>
         </w:tc>
@@ -2490,14 +2252,15 @@
             <w:pPr>
               <w:jc w:val="center"/>
             </w:pPr>
-            <w:r/>
-            <w:r>
-              <w:rPr>
-                <w:b w:val="0"/>
-                <w:i w:val="0"/>
-                <w:sz w:val="19"/>
-              </w:rPr>
+            <w:r>
               <w:t>-</w:t>
+            </w:r>
+            <w:r>
+              <w:rPr>
+                <w:b w:val="0"/>
+                <w:i w:val="0"/>
+                <w:sz w:val="19"/>
+              </w:rPr>
             </w:r>
           </w:p>
         </w:tc>
@@ -2510,14 +2273,15 @@
             <w:pPr>
               <w:jc w:val="left"/>
             </w:pPr>
-            <w:r/>
+            <w:r>
+              <w:t>idAdministrador</w:t>
+            </w:r>
             <w:r>
               <w:rPr>
                 <w:b/>
                 <w:i w:val="0"/>
                 <w:sz w:val="19"/>
               </w:rPr>
-              <w:t>nivelAcceso</w:t>
             </w:r>
           </w:p>
         </w:tc>
@@ -2530,14 +2294,15 @@
             <w:pPr>
               <w:jc w:val="left"/>
             </w:pPr>
-            <w:r/>
-            <w:r>
-              <w:rPr>
-                <w:b w:val="0"/>
-                <w:i w:val="0"/>
-                <w:sz w:val="19"/>
-              </w:rPr>
-              <w:t>String</w:t>
+            <w:r>
+              <w:t>int</w:t>
+            </w:r>
+            <w:r>
+              <w:rPr>
+                <w:b w:val="0"/>
+                <w:i w:val="0"/>
+                <w:sz w:val="19"/>
+              </w:rPr>
             </w:r>
           </w:p>
         </w:tc>
@@ -2550,14 +2315,15 @@
             <w:pPr>
               <w:jc w:val="left"/>
             </w:pPr>
-            <w:r/>
-            <w:r>
-              <w:rPr>
-                <w:b w:val="0"/>
-                <w:i w:val="0"/>
-                <w:sz w:val="19"/>
-              </w:rPr>
-              <w:t>Nivel global de autorización ('total', 'limitado').</w:t>
+            <w:r>
+              <w:t>PK y FK compartida con Usuario.</w:t>
+            </w:r>
+            <w:r>
+              <w:rPr>
+                <w:b w:val="0"/>
+                <w:i w:val="0"/>
+                <w:sz w:val="19"/>
+              </w:rPr>
             </w:r>
           </w:p>
         </w:tc>
@@ -2572,14 +2338,15 @@
             <w:pPr>
               <w:jc w:val="center"/>
             </w:pPr>
-            <w:r/>
-            <w:r>
-              <w:rPr>
-                <w:b w:val="0"/>
-                <w:i w:val="0"/>
-                <w:sz w:val="19"/>
-              </w:rPr>
+            <w:r>
               <w:t>-</w:t>
+            </w:r>
+            <w:r>
+              <w:rPr>
+                <w:b w:val="0"/>
+                <w:i w:val="0"/>
+                <w:sz w:val="19"/>
+              </w:rPr>
             </w:r>
           </w:p>
         </w:tc>
@@ -2592,14 +2359,15 @@
             <w:pPr>
               <w:jc w:val="left"/>
             </w:pPr>
-            <w:r/>
+            <w:r>
+              <w:t>nivelAcceso</w:t>
+            </w:r>
             <w:r>
               <w:rPr>
                 <w:b/>
                 <w:i w:val="0"/>
                 <w:sz w:val="19"/>
               </w:rPr>
-              <w:t>puedeGestionarUsuarios</w:t>
             </w:r>
           </w:p>
         </w:tc>
@@ -2612,14 +2380,15 @@
             <w:pPr>
               <w:jc w:val="left"/>
             </w:pPr>
-            <w:r/>
-            <w:r>
-              <w:rPr>
-                <w:b w:val="0"/>
-                <w:i w:val="0"/>
-                <w:sz w:val="19"/>
-              </w:rPr>
-              <w:t>boolean</w:t>
+            <w:r>
+              <w:t>String</w:t>
+            </w:r>
+            <w:r>
+              <w:rPr>
+                <w:b w:val="0"/>
+                <w:i w:val="0"/>
+                <w:sz w:val="19"/>
+              </w:rPr>
             </w:r>
           </w:p>
         </w:tc>
@@ -2632,14 +2401,15 @@
             <w:pPr>
               <w:jc w:val="left"/>
             </w:pPr>
-            <w:r/>
-            <w:r>
-              <w:rPr>
-                <w:b w:val="0"/>
-                <w:i w:val="0"/>
-                <w:sz w:val="19"/>
-              </w:rPr>
-              <w:t>Bandera que indica si tiene permiso para dar de alta/baja a otros usuarios.</w:t>
+            <w:r>
+              <w:t>Nivel de autorización total o restringido.</w:t>
+            </w:r>
+            <w:r>
+              <w:rPr>
+                <w:b w:val="0"/>
+                <w:i w:val="0"/>
+                <w:sz w:val="19"/>
+              </w:rPr>
             </w:r>
           </w:p>
         </w:tc>
@@ -2654,14 +2424,15 @@
             <w:pPr>
               <w:jc w:val="center"/>
             </w:pPr>
-            <w:r/>
-            <w:r>
-              <w:rPr>
-                <w:b w:val="0"/>
-                <w:i w:val="0"/>
-                <w:sz w:val="19"/>
-              </w:rPr>
+            <w:r>
               <w:t>-</w:t>
+            </w:r>
+            <w:r>
+              <w:rPr>
+                <w:b w:val="0"/>
+                <w:i w:val="0"/>
+                <w:sz w:val="19"/>
+              </w:rPr>
             </w:r>
           </w:p>
         </w:tc>
@@ -2674,14 +2445,15 @@
             <w:pPr>
               <w:jc w:val="left"/>
             </w:pPr>
-            <w:r/>
+            <w:r>
+              <w:t>puedeGestionarUsuarios</w:t>
+            </w:r>
             <w:r>
               <w:rPr>
                 <w:b/>
                 <w:i w:val="0"/>
                 <w:sz w:val="19"/>
               </w:rPr>
-              <w:t>puedeConfigurarPlanes</w:t>
             </w:r>
           </w:p>
         </w:tc>
@@ -2694,14 +2466,15 @@
             <w:pPr>
               <w:jc w:val="left"/>
             </w:pPr>
-            <w:r/>
-            <w:r>
-              <w:rPr>
-                <w:b w:val="0"/>
-                <w:i w:val="0"/>
-                <w:sz w:val="19"/>
-              </w:rPr>
+            <w:r>
               <w:t>boolean</w:t>
+            </w:r>
+            <w:r>
+              <w:rPr>
+                <w:b w:val="0"/>
+                <w:i w:val="0"/>
+                <w:sz w:val="19"/>
+              </w:rPr>
             </w:r>
           </w:p>
         </w:tc>
@@ -2714,14 +2487,57 @@
             <w:pPr>
               <w:jc w:val="left"/>
             </w:pPr>
-            <w:r/>
-            <w:r>
-              <w:rPr>
-                <w:b w:val="0"/>
-                <w:i w:val="0"/>
-                <w:sz w:val="19"/>
-              </w:rPr>
-              <w:t>Bandera que indica si puede crear o modificar planes comerciales.</w:t>
+            <w:r>
+              <w:t>Permiso para administrar usuarios.</w:t>
+            </w:r>
+            <w:r>
+              <w:rPr>
+                <w:b w:val="0"/>
+                <w:i w:val="0"/>
+                <w:sz w:val="19"/>
+              </w:rPr>
+            </w:r>
+          </w:p>
+        </w:tc>
+      </w:tr>
+      <w:tr>
+        <w:tc>
+          <w:tcPr>
+            <w:tcW w:type="dxa" w:w="2309"/>
+          </w:tcPr>
+          <w:p>
+            <w:r>
+              <w:t>-</w:t>
+            </w:r>
+          </w:p>
+        </w:tc>
+        <w:tc>
+          <w:tcPr>
+            <w:tcW w:type="dxa" w:w="2309"/>
+          </w:tcPr>
+          <w:p>
+            <w:r>
+              <w:t>puedeConfigurarPlanes</w:t>
+            </w:r>
+          </w:p>
+        </w:tc>
+        <w:tc>
+          <w:tcPr>
+            <w:tcW w:type="dxa" w:w="2309"/>
+          </w:tcPr>
+          <w:p>
+            <w:r>
+              <w:t>boolean</w:t>
+            </w:r>
+          </w:p>
+        </w:tc>
+        <w:tc>
+          <w:tcPr>
+            <w:tcW w:type="dxa" w:w="2309"/>
+          </w:tcPr>
+          <w:p>
+            <w:r>
+              <w:t>Permiso para administrar planes.</w:t>
             </w:r>
           </w:p>
         </w:tc>
@@ -2845,14 +2661,15 @@
             <w:pPr>
               <w:jc w:val="center"/>
             </w:pPr>
-            <w:r/>
-            <w:r>
-              <w:rPr>
-                <w:b w:val="0"/>
-                <w:i w:val="0"/>
-                <w:sz w:val="19"/>
-              </w:rPr>
+            <w:r>
               <w:t>+</w:t>
+            </w:r>
+            <w:r>
+              <w:rPr>
+                <w:b w:val="0"/>
+                <w:i w:val="0"/>
+                <w:sz w:val="19"/>
+              </w:rPr>
             </w:r>
           </w:p>
         </w:tc>
@@ -2865,14 +2682,15 @@
             <w:pPr>
               <w:jc w:val="left"/>
             </w:pPr>
-            <w:r/>
+            <w:r>
+              <w:t>usuario()</w:t>
+            </w:r>
             <w:r>
               <w:rPr>
                 <w:b/>
                 <w:i w:val="0"/>
                 <w:sz w:val="19"/>
               </w:rPr>
-              <w:t>Administrador(nombreUsuario: String, credencial: String, nivelAcceso: String)</w:t>
             </w:r>
           </w:p>
         </w:tc>
@@ -2885,14 +2703,15 @@
             <w:pPr>
               <w:jc w:val="left"/>
             </w:pPr>
-            <w:r/>
-            <w:r>
-              <w:rPr>
-                <w:b w:val="0"/>
-                <w:i w:val="0"/>
-                <w:sz w:val="19"/>
-              </w:rPr>
-              <w:t>Constructor</w:t>
+            <w:r>
+              <w:t>BelongsTo</w:t>
+            </w:r>
+            <w:r>
+              <w:rPr>
+                <w:b w:val="0"/>
+                <w:i w:val="0"/>
+                <w:sz w:val="19"/>
+              </w:rPr>
             </w:r>
           </w:p>
         </w:tc>
@@ -2905,342 +2724,15 @@
             <w:pPr>
               <w:jc w:val="left"/>
             </w:pPr>
-            <w:r/>
-            <w:r>
-              <w:rPr>
-                <w:b w:val="0"/>
-                <w:i w:val="0"/>
-                <w:sz w:val="19"/>
-              </w:rPr>
-              <w:t>Crea una instancia de Administrador con sus niveles de acceso asignados.</w:t>
-            </w:r>
-          </w:p>
-        </w:tc>
-      </w:tr>
-      <w:tr>
-        <w:tc>
-          <w:tcPr>
-            <w:tcW w:type="dxa" w:w="680"/>
-            <w:shd w:val="clear" w:color="auto" w:fill="F2F2F2"/>
-          </w:tcPr>
-          <w:p>
-            <w:pPr>
-              <w:jc w:val="center"/>
-            </w:pPr>
-            <w:r/>
-            <w:r>
-              <w:rPr>
-                <w:b w:val="0"/>
-                <w:i w:val="0"/>
-                <w:sz w:val="19"/>
-              </w:rPr>
-              <w:t>+</w:t>
-            </w:r>
-          </w:p>
-        </w:tc>
-        <w:tc>
-          <w:tcPr>
-            <w:tcW w:type="dxa" w:w="4252"/>
-            <w:shd w:val="clear" w:color="auto" w:fill="F2F2F2"/>
-          </w:tcPr>
-          <w:p>
-            <w:pPr>
-              <w:jc w:val="left"/>
-            </w:pPr>
-            <w:r/>
-            <w:r>
-              <w:rPr>
-                <w:b/>
-                <w:i w:val="0"/>
-                <w:sz w:val="19"/>
-              </w:rPr>
-              <w:t>getters y setters</w:t>
-            </w:r>
-          </w:p>
-        </w:tc>
-        <w:tc>
-          <w:tcPr>
-            <w:tcW w:type="dxa" w:w="1587"/>
-            <w:shd w:val="clear" w:color="auto" w:fill="F2F2F2"/>
-          </w:tcPr>
-          <w:p>
-            <w:pPr>
-              <w:jc w:val="left"/>
-            </w:pPr>
-            <w:r/>
-            <w:r>
-              <w:rPr>
-                <w:b w:val="0"/>
-                <w:i w:val="0"/>
-                <w:sz w:val="19"/>
-              </w:rPr>
-              <w:t>void / tipos</w:t>
-            </w:r>
-          </w:p>
-        </w:tc>
-        <w:tc>
-          <w:tcPr>
-            <w:tcW w:type="dxa" w:w="2948"/>
-            <w:shd w:val="clear" w:color="auto" w:fill="F2F2F2"/>
-          </w:tcPr>
-          <w:p>
-            <w:pPr>
-              <w:jc w:val="left"/>
-            </w:pPr>
-            <w:r/>
-            <w:r>
-              <w:rPr>
-                <w:b w:val="0"/>
-                <w:i w:val="0"/>
-                <w:sz w:val="19"/>
-              </w:rPr>
-              <w:t>Métodos de acceso y mutación para sus atributos.</w:t>
-            </w:r>
-          </w:p>
-        </w:tc>
-      </w:tr>
-      <w:tr>
-        <w:tc>
-          <w:tcPr>
-            <w:tcW w:type="dxa" w:w="680"/>
-            <w:shd w:val="clear" w:color="auto" w:fill="FFFFFF"/>
-          </w:tcPr>
-          <w:p>
-            <w:pPr>
-              <w:jc w:val="center"/>
-            </w:pPr>
-            <w:r/>
-            <w:r>
-              <w:rPr>
-                <w:b w:val="0"/>
-                <w:i w:val="0"/>
-                <w:sz w:val="19"/>
-              </w:rPr>
-              <w:t>+</w:t>
-            </w:r>
-          </w:p>
-        </w:tc>
-        <w:tc>
-          <w:tcPr>
-            <w:tcW w:type="dxa" w:w="4252"/>
-            <w:shd w:val="clear" w:color="auto" w:fill="FFFFFF"/>
-          </w:tcPr>
-          <w:p>
-            <w:pPr>
-              <w:jc w:val="left"/>
-            </w:pPr>
-            <w:r/>
-            <w:r>
-              <w:rPr>
-                <w:b/>
-                <w:i w:val="0"/>
-                <w:sz w:val="19"/>
-              </w:rPr>
-              <w:t>crearUsuario(nombreUsuario: String, credencial: String, tipo: String)</w:t>
-            </w:r>
-          </w:p>
-        </w:tc>
-        <w:tc>
-          <w:tcPr>
-            <w:tcW w:type="dxa" w:w="1587"/>
-            <w:shd w:val="clear" w:color="auto" w:fill="FFFFFF"/>
-          </w:tcPr>
-          <w:p>
-            <w:pPr>
-              <w:jc w:val="left"/>
-            </w:pPr>
-            <w:r/>
-            <w:r>
-              <w:rPr>
-                <w:b w:val="0"/>
-                <w:i w:val="0"/>
-                <w:sz w:val="19"/>
-              </w:rPr>
-              <w:t>Usuario</w:t>
-            </w:r>
-          </w:p>
-        </w:tc>
-        <w:tc>
-          <w:tcPr>
-            <w:tcW w:type="dxa" w:w="2948"/>
-            <w:shd w:val="clear" w:color="auto" w:fill="FFFFFF"/>
-          </w:tcPr>
-          <w:p>
-            <w:pPr>
-              <w:jc w:val="left"/>
-            </w:pPr>
-            <w:r/>
-            <w:r>
-              <w:rPr>
-                <w:b w:val="0"/>
-                <w:i w:val="0"/>
-                <w:sz w:val="19"/>
-              </w:rPr>
-              <w:t>Permite dar de alta un nuevo usuario (Empleado o Administrador) en el sistema.</w:t>
-            </w:r>
-          </w:p>
-        </w:tc>
-      </w:tr>
-      <w:tr>
-        <w:tc>
-          <w:tcPr>
-            <w:tcW w:type="dxa" w:w="680"/>
-            <w:shd w:val="clear" w:color="auto" w:fill="F2F2F2"/>
-          </w:tcPr>
-          <w:p>
-            <w:pPr>
-              <w:jc w:val="center"/>
-            </w:pPr>
-            <w:r/>
-            <w:r>
-              <w:rPr>
-                <w:b w:val="0"/>
-                <w:i w:val="0"/>
-                <w:sz w:val="19"/>
-              </w:rPr>
-              <w:t>+</w:t>
-            </w:r>
-          </w:p>
-        </w:tc>
-        <w:tc>
-          <w:tcPr>
-            <w:tcW w:type="dxa" w:w="4252"/>
-            <w:shd w:val="clear" w:color="auto" w:fill="F2F2F2"/>
-          </w:tcPr>
-          <w:p>
-            <w:pPr>
-              <w:jc w:val="left"/>
-            </w:pPr>
-            <w:r/>
-            <w:r>
-              <w:rPr>
-                <w:b/>
-                <w:i w:val="0"/>
-                <w:sz w:val="19"/>
-              </w:rPr>
-              <w:t>eliminarUsuario(idUsuario: int)</w:t>
-            </w:r>
-          </w:p>
-        </w:tc>
-        <w:tc>
-          <w:tcPr>
-            <w:tcW w:type="dxa" w:w="1587"/>
-            <w:shd w:val="clear" w:color="auto" w:fill="F2F2F2"/>
-          </w:tcPr>
-          <w:p>
-            <w:pPr>
-              <w:jc w:val="left"/>
-            </w:pPr>
-            <w:r/>
-            <w:r>
-              <w:rPr>
-                <w:b w:val="0"/>
-                <w:i w:val="0"/>
-                <w:sz w:val="19"/>
-              </w:rPr>
-              <w:t>void</w:t>
-            </w:r>
-          </w:p>
-        </w:tc>
-        <w:tc>
-          <w:tcPr>
-            <w:tcW w:type="dxa" w:w="2948"/>
-            <w:shd w:val="clear" w:color="auto" w:fill="F2F2F2"/>
-          </w:tcPr>
-          <w:p>
-            <w:pPr>
-              <w:jc w:val="left"/>
-            </w:pPr>
-            <w:r/>
-            <w:r>
-              <w:rPr>
-                <w:b w:val="0"/>
-                <w:i w:val="0"/>
-                <w:sz w:val="19"/>
-              </w:rPr>
-              <w:t>Desactiva o da de baja la cuenta de un usuario por su identificador.</w:t>
-            </w:r>
-          </w:p>
-        </w:tc>
-      </w:tr>
-      <w:tr>
-        <w:tc>
-          <w:tcPr>
-            <w:tcW w:type="dxa" w:w="680"/>
-            <w:shd w:val="clear" w:color="auto" w:fill="FFFFFF"/>
-          </w:tcPr>
-          <w:p>
-            <w:pPr>
-              <w:jc w:val="center"/>
-            </w:pPr>
-            <w:r/>
-            <w:r>
-              <w:rPr>
-                <w:b w:val="0"/>
-                <w:i w:val="0"/>
-                <w:sz w:val="19"/>
-              </w:rPr>
-              <w:t>+</w:t>
-            </w:r>
-          </w:p>
-        </w:tc>
-        <w:tc>
-          <w:tcPr>
-            <w:tcW w:type="dxa" w:w="4252"/>
-            <w:shd w:val="clear" w:color="auto" w:fill="FFFFFF"/>
-          </w:tcPr>
-          <w:p>
-            <w:pPr>
-              <w:jc w:val="left"/>
-            </w:pPr>
-            <w:r/>
-            <w:r>
-              <w:rPr>
-                <w:b/>
-                <w:i w:val="0"/>
-                <w:sz w:val="19"/>
-              </w:rPr>
-              <w:t>toString()</w:t>
-            </w:r>
-          </w:p>
-        </w:tc>
-        <w:tc>
-          <w:tcPr>
-            <w:tcW w:type="dxa" w:w="1587"/>
-            <w:shd w:val="clear" w:color="auto" w:fill="FFFFFF"/>
-          </w:tcPr>
-          <w:p>
-            <w:pPr>
-              <w:jc w:val="left"/>
-            </w:pPr>
-            <w:r/>
-            <w:r>
-              <w:rPr>
-                <w:b w:val="0"/>
-                <w:i w:val="0"/>
-                <w:sz w:val="19"/>
-              </w:rPr>
-              <w:t>String</w:t>
-            </w:r>
-          </w:p>
-        </w:tc>
-        <w:tc>
-          <w:tcPr>
-            <w:tcW w:type="dxa" w:w="2948"/>
-            <w:shd w:val="clear" w:color="auto" w:fill="FFFFFF"/>
-          </w:tcPr>
-          <w:p>
-            <w:pPr>
-              <w:jc w:val="left"/>
-            </w:pPr>
-            <w:r/>
-            <w:r>
-              <w:rPr>
-                <w:b w:val="0"/>
-                <w:i w:val="0"/>
-                <w:sz w:val="19"/>
-              </w:rPr>
-              <w:t>Representación en texto del administrador y su nivel de acceso.</w:t>
+            <w:r>
+              <w:t>Relación Eloquent con Usuario mediante la PK/FK compartida.</w:t>
+            </w:r>
+            <w:r>
+              <w:rPr>
+                <w:b w:val="0"/>
+                <w:i w:val="0"/>
+                <w:sz w:val="19"/>
+              </w:rPr>
             </w:r>
           </w:p>
         </w:tc>
@@ -3933,14 +3425,15 @@
             <w:pPr>
               <w:jc w:val="center"/>
             </w:pPr>
-            <w:r/>
-            <w:r>
-              <w:rPr>
-                <w:b w:val="0"/>
-                <w:i w:val="0"/>
-                <w:sz w:val="19"/>
-              </w:rPr>
+            <w:r>
               <w:t>+</w:t>
+            </w:r>
+            <w:r>
+              <w:rPr>
+                <w:b w:val="0"/>
+                <w:i w:val="0"/>
+                <w:sz w:val="19"/>
+              </w:rPr>
             </w:r>
           </w:p>
         </w:tc>
@@ -3953,14 +3446,15 @@
             <w:pPr>
               <w:jc w:val="left"/>
             </w:pPr>
-            <w:r/>
+            <w:r>
+              <w:t>servicios()</w:t>
+            </w:r>
             <w:r>
               <w:rPr>
                 <w:b/>
                 <w:i w:val="0"/>
                 <w:sz w:val="19"/>
               </w:rPr>
-              <w:t>Plan(nombre: String, velocidad: String, precioVigente: BigDecimal)</w:t>
             </w:r>
           </w:p>
         </w:tc>
@@ -3973,14 +3467,15 @@
             <w:pPr>
               <w:jc w:val="left"/>
             </w:pPr>
-            <w:r/>
-            <w:r>
-              <w:rPr>
-                <w:b w:val="0"/>
-                <w:i w:val="0"/>
-                <w:sz w:val="19"/>
-              </w:rPr>
-              <w:t>Constructor</w:t>
+            <w:r>
+              <w:t>HasMany</w:t>
+            </w:r>
+            <w:r>
+              <w:rPr>
+                <w:b w:val="0"/>
+                <w:i w:val="0"/>
+                <w:sz w:val="19"/>
+              </w:rPr>
             </w:r>
           </w:p>
         </w:tc>
@@ -3993,14 +3488,15 @@
             <w:pPr>
               <w:jc w:val="left"/>
             </w:pPr>
-            <w:r/>
-            <w:r>
-              <w:rPr>
-                <w:b w:val="0"/>
-                <w:i w:val="0"/>
-                <w:sz w:val="19"/>
-              </w:rPr>
-              <w:t>Crea un plan con su denominación, ancho de banda y precio inicial.</w:t>
+            <w:r>
+              <w:t>Servicios que utilizan el plan.</w:t>
+            </w:r>
+            <w:r>
+              <w:rPr>
+                <w:b w:val="0"/>
+                <w:i w:val="0"/>
+                <w:sz w:val="19"/>
+              </w:rPr>
             </w:r>
           </w:p>
         </w:tc>
@@ -4015,14 +3511,15 @@
             <w:pPr>
               <w:jc w:val="center"/>
             </w:pPr>
-            <w:r/>
-            <w:r>
-              <w:rPr>
-                <w:b w:val="0"/>
-                <w:i w:val="0"/>
-                <w:sz w:val="19"/>
-              </w:rPr>
+            <w:r>
               <w:t>+</w:t>
+            </w:r>
+            <w:r>
+              <w:rPr>
+                <w:b w:val="0"/>
+                <w:i w:val="0"/>
+                <w:sz w:val="19"/>
+              </w:rPr>
             </w:r>
           </w:p>
         </w:tc>
@@ -4035,14 +3532,15 @@
             <w:pPr>
               <w:jc w:val="left"/>
             </w:pPr>
-            <w:r/>
+            <w:r>
+              <w:t>cambiarPrecio(nuevoPrecio: String)</w:t>
+            </w:r>
             <w:r>
               <w:rPr>
                 <w:b/>
                 <w:i w:val="0"/>
                 <w:sz w:val="19"/>
               </w:rPr>
-              <w:t>getters y setters</w:t>
             </w:r>
           </w:p>
         </w:tc>
@@ -4055,14 +3553,15 @@
             <w:pPr>
               <w:jc w:val="left"/>
             </w:pPr>
-            <w:r/>
-            <w:r>
-              <w:rPr>
-                <w:b w:val="0"/>
-                <w:i w:val="0"/>
-                <w:sz w:val="19"/>
-              </w:rPr>
-              <w:t>void / tipos</w:t>
+            <w:r>
+              <w:t>void</w:t>
+            </w:r>
+            <w:r>
+              <w:rPr>
+                <w:b w:val="0"/>
+                <w:i w:val="0"/>
+                <w:sz w:val="19"/>
+              </w:rPr>
             </w:r>
           </w:p>
         </w:tc>
@@ -4075,14 +3574,15 @@
             <w:pPr>
               <w:jc w:val="left"/>
             </w:pPr>
-            <w:r/>
-            <w:r>
-              <w:rPr>
-                <w:b w:val="0"/>
-                <w:i w:val="0"/>
-                <w:sz w:val="19"/>
-              </w:rPr>
-              <w:t>Métodos para consultar y modificar atributos del plan.</w:t>
+            <w:r>
+              <w:t>Actualiza el precio vigente.</w:t>
+            </w:r>
+            <w:r>
+              <w:rPr>
+                <w:b w:val="0"/>
+                <w:i w:val="0"/>
+                <w:sz w:val="19"/>
+              </w:rPr>
             </w:r>
           </w:p>
         </w:tc>
@@ -4097,14 +3597,15 @@
             <w:pPr>
               <w:jc w:val="center"/>
             </w:pPr>
-            <w:r/>
-            <w:r>
-              <w:rPr>
-                <w:b w:val="0"/>
-                <w:i w:val="0"/>
-                <w:sz w:val="19"/>
-              </w:rPr>
+            <w:r>
               <w:t>+</w:t>
+            </w:r>
+            <w:r>
+              <w:rPr>
+                <w:b w:val="0"/>
+                <w:i w:val="0"/>
+                <w:sz w:val="19"/>
+              </w:rPr>
             </w:r>
           </w:p>
         </w:tc>
@@ -4117,14 +3618,15 @@
             <w:pPr>
               <w:jc w:val="left"/>
             </w:pPr>
-            <w:r/>
+            <w:r>
+              <w:t>activar()</w:t>
+            </w:r>
             <w:r>
               <w:rPr>
                 <w:b/>
                 <w:i w:val="0"/>
                 <w:sz w:val="19"/>
               </w:rPr>
-              <w:t>{static} listarActivos()</w:t>
             </w:r>
           </w:p>
         </w:tc>
@@ -4137,14 +3639,15 @@
             <w:pPr>
               <w:jc w:val="left"/>
             </w:pPr>
-            <w:r/>
-            <w:r>
-              <w:rPr>
-                <w:b w:val="0"/>
-                <w:i w:val="0"/>
-                <w:sz w:val="19"/>
-              </w:rPr>
-              <w:t>List&lt;Plan&gt;</w:t>
+            <w:r>
+              <w:t>void</w:t>
+            </w:r>
+            <w:r>
+              <w:rPr>
+                <w:b w:val="0"/>
+                <w:i w:val="0"/>
+                <w:sz w:val="19"/>
+              </w:rPr>
             </w:r>
           </w:p>
         </w:tc>
@@ -4157,14 +3660,15 @@
             <w:pPr>
               <w:jc w:val="left"/>
             </w:pPr>
-            <w:r/>
-            <w:r>
-              <w:rPr>
-                <w:b w:val="0"/>
-                <w:i w:val="0"/>
-                <w:sz w:val="19"/>
-              </w:rPr>
-              <w:t>Método de clase que consulta y retorna todos los planes disponibles para venta.</w:t>
+            <w:r>
+              <w:t>Habilita el plan.</w:t>
+            </w:r>
+            <w:r>
+              <w:rPr>
+                <w:b w:val="0"/>
+                <w:i w:val="0"/>
+                <w:sz w:val="19"/>
+              </w:rPr>
             </w:r>
           </w:p>
         </w:tc>
@@ -4179,14 +3683,15 @@
             <w:pPr>
               <w:jc w:val="center"/>
             </w:pPr>
-            <w:r/>
-            <w:r>
-              <w:rPr>
-                <w:b w:val="0"/>
-                <w:i w:val="0"/>
-                <w:sz w:val="19"/>
-              </w:rPr>
+            <w:r>
               <w:t>+</w:t>
+            </w:r>
+            <w:r>
+              <w:rPr>
+                <w:b w:val="0"/>
+                <w:i w:val="0"/>
+                <w:sz w:val="19"/>
+              </w:rPr>
             </w:r>
           </w:p>
         </w:tc>
@@ -4199,14 +3704,15 @@
             <w:pPr>
               <w:jc w:val="left"/>
             </w:pPr>
-            <w:r/>
+            <w:r>
+              <w:t>desactivar()</w:t>
+            </w:r>
             <w:r>
               <w:rPr>
                 <w:b/>
                 <w:i w:val="0"/>
                 <w:sz w:val="19"/>
               </w:rPr>
-              <w:t>cambiarPrecio(nuevoPrecio: BigDecimal)</w:t>
             </w:r>
           </w:p>
         </w:tc>
@@ -4219,14 +3725,15 @@
             <w:pPr>
               <w:jc w:val="left"/>
             </w:pPr>
-            <w:r/>
-            <w:r>
-              <w:rPr>
-                <w:b w:val="0"/>
-                <w:i w:val="0"/>
-                <w:sz w:val="19"/>
-              </w:rPr>
+            <w:r>
               <w:t>void</w:t>
+            </w:r>
+            <w:r>
+              <w:rPr>
+                <w:b w:val="0"/>
+                <w:i w:val="0"/>
+                <w:sz w:val="19"/>
+              </w:rPr>
             </w:r>
           </w:p>
         </w:tc>
@@ -4239,260 +3746,15 @@
             <w:pPr>
               <w:jc w:val="left"/>
             </w:pPr>
-            <w:r/>
-            <w:r>
-              <w:rPr>
-                <w:b w:val="0"/>
-                <w:i w:val="0"/>
-                <w:sz w:val="19"/>
-              </w:rPr>
-              <w:t>Actualiza el precio de lista vigente del plan.</w:t>
-            </w:r>
-          </w:p>
-        </w:tc>
-      </w:tr>
-      <w:tr>
-        <w:tc>
-          <w:tcPr>
-            <w:tcW w:type="dxa" w:w="680"/>
-            <w:shd w:val="clear" w:color="auto" w:fill="FFFFFF"/>
-          </w:tcPr>
-          <w:p>
-            <w:pPr>
-              <w:jc w:val="center"/>
-            </w:pPr>
-            <w:r/>
-            <w:r>
-              <w:rPr>
-                <w:b w:val="0"/>
-                <w:i w:val="0"/>
-                <w:sz w:val="19"/>
-              </w:rPr>
-              <w:t>+</w:t>
-            </w:r>
-          </w:p>
-        </w:tc>
-        <w:tc>
-          <w:tcPr>
-            <w:tcW w:type="dxa" w:w="4252"/>
-            <w:shd w:val="clear" w:color="auto" w:fill="FFFFFF"/>
-          </w:tcPr>
-          <w:p>
-            <w:pPr>
-              <w:jc w:val="left"/>
-            </w:pPr>
-            <w:r/>
-            <w:r>
-              <w:rPr>
-                <w:b/>
-                <w:i w:val="0"/>
-                <w:sz w:val="19"/>
-              </w:rPr>
-              <w:t>activar()</w:t>
-            </w:r>
-          </w:p>
-        </w:tc>
-        <w:tc>
-          <w:tcPr>
-            <w:tcW w:type="dxa" w:w="1587"/>
-            <w:shd w:val="clear" w:color="auto" w:fill="FFFFFF"/>
-          </w:tcPr>
-          <w:p>
-            <w:pPr>
-              <w:jc w:val="left"/>
-            </w:pPr>
-            <w:r/>
-            <w:r>
-              <w:rPr>
-                <w:b w:val="0"/>
-                <w:i w:val="0"/>
-                <w:sz w:val="19"/>
-              </w:rPr>
-              <w:t>void</w:t>
-            </w:r>
-          </w:p>
-        </w:tc>
-        <w:tc>
-          <w:tcPr>
-            <w:tcW w:type="dxa" w:w="2948"/>
-            <w:shd w:val="clear" w:color="auto" w:fill="FFFFFF"/>
-          </w:tcPr>
-          <w:p>
-            <w:pPr>
-              <w:jc w:val="left"/>
-            </w:pPr>
-            <w:r/>
-            <w:r>
-              <w:rPr>
-                <w:b w:val="0"/>
-                <w:i w:val="0"/>
-                <w:sz w:val="19"/>
-              </w:rPr>
-              <w:t>Habilita el plan para que pueda ser contratado en nuevos servicios.</w:t>
-            </w:r>
-          </w:p>
-        </w:tc>
-      </w:tr>
-      <w:tr>
-        <w:tc>
-          <w:tcPr>
-            <w:tcW w:type="dxa" w:w="680"/>
-            <w:shd w:val="clear" w:color="auto" w:fill="F2F2F2"/>
-          </w:tcPr>
-          <w:p>
-            <w:pPr>
-              <w:jc w:val="center"/>
-            </w:pPr>
-            <w:r/>
-            <w:r>
-              <w:rPr>
-                <w:b w:val="0"/>
-                <w:i w:val="0"/>
-                <w:sz w:val="19"/>
-              </w:rPr>
-              <w:t>+</w:t>
-            </w:r>
-          </w:p>
-        </w:tc>
-        <w:tc>
-          <w:tcPr>
-            <w:tcW w:type="dxa" w:w="4252"/>
-            <w:shd w:val="clear" w:color="auto" w:fill="F2F2F2"/>
-          </w:tcPr>
-          <w:p>
-            <w:pPr>
-              <w:jc w:val="left"/>
-            </w:pPr>
-            <w:r/>
-            <w:r>
-              <w:rPr>
-                <w:b/>
-                <w:i w:val="0"/>
-                <w:sz w:val="19"/>
-              </w:rPr>
-              <w:t>desactivar()</w:t>
-            </w:r>
-          </w:p>
-        </w:tc>
-        <w:tc>
-          <w:tcPr>
-            <w:tcW w:type="dxa" w:w="1587"/>
-            <w:shd w:val="clear" w:color="auto" w:fill="F2F2F2"/>
-          </w:tcPr>
-          <w:p>
-            <w:pPr>
-              <w:jc w:val="left"/>
-            </w:pPr>
-            <w:r/>
-            <w:r>
-              <w:rPr>
-                <w:b w:val="0"/>
-                <w:i w:val="0"/>
-                <w:sz w:val="19"/>
-              </w:rPr>
-              <w:t>void</w:t>
-            </w:r>
-          </w:p>
-        </w:tc>
-        <w:tc>
-          <w:tcPr>
-            <w:tcW w:type="dxa" w:w="2948"/>
-            <w:shd w:val="clear" w:color="auto" w:fill="F2F2F2"/>
-          </w:tcPr>
-          <w:p>
-            <w:pPr>
-              <w:jc w:val="left"/>
-            </w:pPr>
-            <w:r/>
-            <w:r>
-              <w:rPr>
-                <w:b w:val="0"/>
-                <w:i w:val="0"/>
-                <w:sz w:val="19"/>
-              </w:rPr>
-              <w:t>Deshabilita el plan para nuevas contrataciones sin afectar servicios vigentes.</w:t>
-            </w:r>
-          </w:p>
-        </w:tc>
-      </w:tr>
-      <w:tr>
-        <w:tc>
-          <w:tcPr>
-            <w:tcW w:type="dxa" w:w="680"/>
-            <w:shd w:val="clear" w:color="auto" w:fill="FFFFFF"/>
-          </w:tcPr>
-          <w:p>
-            <w:pPr>
-              <w:jc w:val="center"/>
-            </w:pPr>
-            <w:r/>
-            <w:r>
-              <w:rPr>
-                <w:b w:val="0"/>
-                <w:i w:val="0"/>
-                <w:sz w:val="19"/>
-              </w:rPr>
-              <w:t>+</w:t>
-            </w:r>
-          </w:p>
-        </w:tc>
-        <w:tc>
-          <w:tcPr>
-            <w:tcW w:type="dxa" w:w="4252"/>
-            <w:shd w:val="clear" w:color="auto" w:fill="FFFFFF"/>
-          </w:tcPr>
-          <w:p>
-            <w:pPr>
-              <w:jc w:val="left"/>
-            </w:pPr>
-            <w:r/>
-            <w:r>
-              <w:rPr>
-                <w:b/>
-                <w:i w:val="0"/>
-                <w:sz w:val="19"/>
-              </w:rPr>
-              <w:t>toString()</w:t>
-            </w:r>
-          </w:p>
-        </w:tc>
-        <w:tc>
-          <w:tcPr>
-            <w:tcW w:type="dxa" w:w="1587"/>
-            <w:shd w:val="clear" w:color="auto" w:fill="FFFFFF"/>
-          </w:tcPr>
-          <w:p>
-            <w:pPr>
-              <w:jc w:val="left"/>
-            </w:pPr>
-            <w:r/>
-            <w:r>
-              <w:rPr>
-                <w:b w:val="0"/>
-                <w:i w:val="0"/>
-                <w:sz w:val="19"/>
-              </w:rPr>
-              <w:t>String</w:t>
-            </w:r>
-          </w:p>
-        </w:tc>
-        <w:tc>
-          <w:tcPr>
-            <w:tcW w:type="dxa" w:w="2948"/>
-            <w:shd w:val="clear" w:color="auto" w:fill="FFFFFF"/>
-          </w:tcPr>
-          <w:p>
-            <w:pPr>
-              <w:jc w:val="left"/>
-            </w:pPr>
-            <w:r/>
-            <w:r>
-              <w:rPr>
-                <w:b w:val="0"/>
-                <w:i w:val="0"/>
-                <w:sz w:val="19"/>
-              </w:rPr>
-              <w:t>Representación con el nombre del plan, velocidad y precio actual.</w:t>
+            <w:r>
+              <w:t>Inhabilita el plan.</w:t>
+            </w:r>
+            <w:r>
+              <w:rPr>
+                <w:b w:val="0"/>
+                <w:i w:val="0"/>
+                <w:sz w:val="19"/>
+              </w:rPr>
             </w:r>
           </w:p>
         </w:tc>
@@ -5595,14 +4857,15 @@
             <w:pPr>
               <w:jc w:val="center"/>
             </w:pPr>
-            <w:r/>
-            <w:r>
-              <w:rPr>
-                <w:b w:val="0"/>
-                <w:i w:val="0"/>
-                <w:sz w:val="19"/>
-              </w:rPr>
+            <w:r>
               <w:t>+</w:t>
+            </w:r>
+            <w:r>
+              <w:rPr>
+                <w:b w:val="0"/>
+                <w:i w:val="0"/>
+                <w:sz w:val="19"/>
+              </w:rPr>
             </w:r>
           </w:p>
         </w:tc>
@@ -5615,14 +4878,15 @@
             <w:pPr>
               <w:jc w:val="left"/>
             </w:pPr>
-            <w:r/>
+            <w:r>
+              <w:t>servicios()</w:t>
+            </w:r>
             <w:r>
               <w:rPr>
                 <w:b/>
                 <w:i w:val="0"/>
                 <w:sz w:val="19"/>
               </w:rPr>
-              <w:t>Cliente(tipoDocumento: String, numeroDocumento: String, nombreRazonSocial: String)</w:t>
             </w:r>
           </w:p>
         </w:tc>
@@ -5635,14 +4899,15 @@
             <w:pPr>
               <w:jc w:val="left"/>
             </w:pPr>
-            <w:r/>
-            <w:r>
-              <w:rPr>
-                <w:b w:val="0"/>
-                <w:i w:val="0"/>
-                <w:sz w:val="19"/>
-              </w:rPr>
-              <w:t>Constructor</w:t>
+            <w:r>
+              <w:t>HasMany</w:t>
+            </w:r>
+            <w:r>
+              <w:rPr>
+                <w:b w:val="0"/>
+                <w:i w:val="0"/>
+                <w:sz w:val="19"/>
+              </w:rPr>
             </w:r>
           </w:p>
         </w:tc>
@@ -5655,14 +4920,15 @@
             <w:pPr>
               <w:jc w:val="left"/>
             </w:pPr>
-            <w:r/>
-            <w:r>
-              <w:rPr>
-                <w:b w:val="0"/>
-                <w:i w:val="0"/>
-                <w:sz w:val="19"/>
-              </w:rPr>
-              <w:t>Inicializa un nuevo cliente con sus datos identificatorios obligatorios.</w:t>
+            <w:r>
+              <w:t>Servicios contratados por el cliente.</w:t>
+            </w:r>
+            <w:r>
+              <w:rPr>
+                <w:b w:val="0"/>
+                <w:i w:val="0"/>
+                <w:sz w:val="19"/>
+              </w:rPr>
             </w:r>
           </w:p>
         </w:tc>
@@ -5677,14 +4943,15 @@
             <w:pPr>
               <w:jc w:val="center"/>
             </w:pPr>
-            <w:r/>
-            <w:r>
-              <w:rPr>
-                <w:b w:val="0"/>
-                <w:i w:val="0"/>
-                <w:sz w:val="19"/>
-              </w:rPr>
+            <w:r>
               <w:t>+</w:t>
+            </w:r>
+            <w:r>
+              <w:rPr>
+                <w:b w:val="0"/>
+                <w:i w:val="0"/>
+                <w:sz w:val="19"/>
+              </w:rPr>
             </w:r>
           </w:p>
         </w:tc>
@@ -5697,14 +4964,15 @@
             <w:pPr>
               <w:jc w:val="left"/>
             </w:pPr>
-            <w:r/>
+            <w:r>
+              <w:t>darDeAlta()</w:t>
+            </w:r>
             <w:r>
               <w:rPr>
                 <w:b/>
                 <w:i w:val="0"/>
                 <w:sz w:val="19"/>
               </w:rPr>
-              <w:t>getters y setters</w:t>
             </w:r>
           </w:p>
         </w:tc>
@@ -5717,14 +4985,15 @@
             <w:pPr>
               <w:jc w:val="left"/>
             </w:pPr>
-            <w:r/>
-            <w:r>
-              <w:rPr>
-                <w:b w:val="0"/>
-                <w:i w:val="0"/>
-                <w:sz w:val="19"/>
-              </w:rPr>
-              <w:t>void / tipos</w:t>
+            <w:r>
+              <w:t>void</w:t>
+            </w:r>
+            <w:r>
+              <w:rPr>
+                <w:b w:val="0"/>
+                <w:i w:val="0"/>
+                <w:sz w:val="19"/>
+              </w:rPr>
             </w:r>
           </w:p>
         </w:tc>
@@ -5737,14 +5006,15 @@
             <w:pPr>
               <w:jc w:val="left"/>
             </w:pPr>
-            <w:r/>
-            <w:r>
-              <w:rPr>
-                <w:b w:val="0"/>
-                <w:i w:val="0"/>
-                <w:sz w:val="19"/>
-              </w:rPr>
-              <w:t>Métodos de acceso y actualización de datos personales y de contacto.</w:t>
+            <w:r>
+              <w:t>Activa al cliente.</w:t>
+            </w:r>
+            <w:r>
+              <w:rPr>
+                <w:b w:val="0"/>
+                <w:i w:val="0"/>
+                <w:sz w:val="19"/>
+              </w:rPr>
             </w:r>
           </w:p>
         </w:tc>
@@ -5759,14 +5029,15 @@
             <w:pPr>
               <w:jc w:val="center"/>
             </w:pPr>
-            <w:r/>
-            <w:r>
-              <w:rPr>
-                <w:b w:val="0"/>
-                <w:i w:val="0"/>
-                <w:sz w:val="19"/>
-              </w:rPr>
+            <w:r>
               <w:t>+</w:t>
+            </w:r>
+            <w:r>
+              <w:rPr>
+                <w:b w:val="0"/>
+                <w:i w:val="0"/>
+                <w:sz w:val="19"/>
+              </w:rPr>
             </w:r>
           </w:p>
         </w:tc>
@@ -5779,14 +5050,15 @@
             <w:pPr>
               <w:jc w:val="left"/>
             </w:pPr>
-            <w:r/>
+            <w:r>
+              <w:t>suspender()</w:t>
+            </w:r>
             <w:r>
               <w:rPr>
                 <w:b/>
                 <w:i w:val="0"/>
                 <w:sz w:val="19"/>
               </w:rPr>
-              <w:t>darDeAlta()</w:t>
             </w:r>
           </w:p>
         </w:tc>
@@ -5799,14 +5071,15 @@
             <w:pPr>
               <w:jc w:val="left"/>
             </w:pPr>
-            <w:r/>
-            <w:r>
-              <w:rPr>
-                <w:b w:val="0"/>
-                <w:i w:val="0"/>
-                <w:sz w:val="19"/>
-              </w:rPr>
+            <w:r>
               <w:t>void</w:t>
+            </w:r>
+            <w:r>
+              <w:rPr>
+                <w:b w:val="0"/>
+                <w:i w:val="0"/>
+                <w:sz w:val="19"/>
+              </w:rPr>
             </w:r>
           </w:p>
         </w:tc>
@@ -5819,14 +5092,15 @@
             <w:pPr>
               <w:jc w:val="left"/>
             </w:pPr>
-            <w:r/>
-            <w:r>
-              <w:rPr>
-                <w:b w:val="0"/>
-                <w:i w:val="0"/>
-                <w:sz w:val="19"/>
-              </w:rPr>
-              <w:t>Registra al cliente como activo en el sistema.</w:t>
+            <w:r>
+              <w:t>Suspende al cliente.</w:t>
+            </w:r>
+            <w:r>
+              <w:rPr>
+                <w:b w:val="0"/>
+                <w:i w:val="0"/>
+                <w:sz w:val="19"/>
+              </w:rPr>
             </w:r>
           </w:p>
         </w:tc>
@@ -5841,14 +5115,15 @@
             <w:pPr>
               <w:jc w:val="center"/>
             </w:pPr>
-            <w:r/>
-            <w:r>
-              <w:rPr>
-                <w:b w:val="0"/>
-                <w:i w:val="0"/>
-                <w:sz w:val="19"/>
-              </w:rPr>
+            <w:r>
               <w:t>+</w:t>
+            </w:r>
+            <w:r>
+              <w:rPr>
+                <w:b w:val="0"/>
+                <w:i w:val="0"/>
+                <w:sz w:val="19"/>
+              </w:rPr>
             </w:r>
           </w:p>
         </w:tc>
@@ -5861,14 +5136,15 @@
             <w:pPr>
               <w:jc w:val="left"/>
             </w:pPr>
-            <w:r/>
+            <w:r>
+              <w:t>darDeBaja()</w:t>
+            </w:r>
             <w:r>
               <w:rPr>
                 <w:b/>
                 <w:i w:val="0"/>
                 <w:sz w:val="19"/>
               </w:rPr>
-              <w:t>darDeBaja()</w:t>
             </w:r>
           </w:p>
         </w:tc>
@@ -5881,14 +5157,15 @@
             <w:pPr>
               <w:jc w:val="left"/>
             </w:pPr>
-            <w:r/>
-            <w:r>
-              <w:rPr>
-                <w:b w:val="0"/>
-                <w:i w:val="0"/>
-                <w:sz w:val="19"/>
-              </w:rPr>
+            <w:r>
               <w:t>void</w:t>
+            </w:r>
+            <w:r>
+              <w:rPr>
+                <w:b w:val="0"/>
+                <w:i w:val="0"/>
+                <w:sz w:val="19"/>
+              </w:rPr>
             </w:r>
           </w:p>
         </w:tc>
@@ -5901,424 +5178,15 @@
             <w:pPr>
               <w:jc w:val="left"/>
             </w:pPr>
-            <w:r/>
-            <w:r>
-              <w:rPr>
-                <w:b w:val="0"/>
-                <w:i w:val="0"/>
-                <w:sz w:val="19"/>
-              </w:rPr>
-              <w:t>Pasa el estado del cliente a inactivo y gestiona la baja de sus servicios.</w:t>
-            </w:r>
-          </w:p>
-        </w:tc>
-      </w:tr>
-      <w:tr>
-        <w:tc>
-          <w:tcPr>
-            <w:tcW w:type="dxa" w:w="680"/>
-            <w:shd w:val="clear" w:color="auto" w:fill="FFFFFF"/>
-          </w:tcPr>
-          <w:p>
-            <w:pPr>
-              <w:jc w:val="center"/>
-            </w:pPr>
-            <w:r/>
-            <w:r>
-              <w:rPr>
-                <w:b w:val="0"/>
-                <w:i w:val="0"/>
-                <w:sz w:val="19"/>
-              </w:rPr>
-              <w:t>+</w:t>
-            </w:r>
-          </w:p>
-        </w:tc>
-        <w:tc>
-          <w:tcPr>
-            <w:tcW w:type="dxa" w:w="4252"/>
-            <w:shd w:val="clear" w:color="auto" w:fill="FFFFFF"/>
-          </w:tcPr>
-          <w:p>
-            <w:pPr>
-              <w:jc w:val="left"/>
-            </w:pPr>
-            <w:r/>
-            <w:r>
-              <w:rPr>
-                <w:b/>
-                <w:i w:val="0"/>
-                <w:sz w:val="19"/>
-              </w:rPr>
-              <w:t>suspender()</w:t>
-            </w:r>
-          </w:p>
-        </w:tc>
-        <w:tc>
-          <w:tcPr>
-            <w:tcW w:type="dxa" w:w="1587"/>
-            <w:shd w:val="clear" w:color="auto" w:fill="FFFFFF"/>
-          </w:tcPr>
-          <w:p>
-            <w:pPr>
-              <w:jc w:val="left"/>
-            </w:pPr>
-            <w:r/>
-            <w:r>
-              <w:rPr>
-                <w:b w:val="0"/>
-                <w:i w:val="0"/>
-                <w:sz w:val="19"/>
-              </w:rPr>
-              <w:t>void</w:t>
-            </w:r>
-          </w:p>
-        </w:tc>
-        <w:tc>
-          <w:tcPr>
-            <w:tcW w:type="dxa" w:w="2948"/>
-            <w:shd w:val="clear" w:color="auto" w:fill="FFFFFF"/>
-          </w:tcPr>
-          <w:p>
-            <w:pPr>
-              <w:jc w:val="left"/>
-            </w:pPr>
-            <w:r/>
-            <w:r>
-              <w:rPr>
-                <w:b w:val="0"/>
-                <w:i w:val="0"/>
-                <w:sz w:val="19"/>
-              </w:rPr>
-              <w:t>Aplica una suspensión temporal al cliente por falta de pago.</w:t>
-            </w:r>
-          </w:p>
-        </w:tc>
-      </w:tr>
-      <w:tr>
-        <w:tc>
-          <w:tcPr>
-            <w:tcW w:type="dxa" w:w="680"/>
-            <w:shd w:val="clear" w:color="auto" w:fill="F2F2F2"/>
-          </w:tcPr>
-          <w:p>
-            <w:pPr>
-              <w:jc w:val="center"/>
-            </w:pPr>
-            <w:r/>
-            <w:r>
-              <w:rPr>
-                <w:b w:val="0"/>
-                <w:i w:val="0"/>
-                <w:sz w:val="19"/>
-              </w:rPr>
-              <w:t>+</w:t>
-            </w:r>
-          </w:p>
-        </w:tc>
-        <w:tc>
-          <w:tcPr>
-            <w:tcW w:type="dxa" w:w="4252"/>
-            <w:shd w:val="clear" w:color="auto" w:fill="F2F2F2"/>
-          </w:tcPr>
-          <w:p>
-            <w:pPr>
-              <w:jc w:val="left"/>
-            </w:pPr>
-            <w:r/>
-            <w:r>
-              <w:rPr>
-                <w:b/>
-                <w:i w:val="0"/>
-                <w:sz w:val="19"/>
-              </w:rPr>
-              <w:t>obtenerServicios()</w:t>
-            </w:r>
-          </w:p>
-        </w:tc>
-        <w:tc>
-          <w:tcPr>
-            <w:tcW w:type="dxa" w:w="1587"/>
-            <w:shd w:val="clear" w:color="auto" w:fill="F2F2F2"/>
-          </w:tcPr>
-          <w:p>
-            <w:pPr>
-              <w:jc w:val="left"/>
-            </w:pPr>
-            <w:r/>
-            <w:r>
-              <w:rPr>
-                <w:b w:val="0"/>
-                <w:i w:val="0"/>
-                <w:sz w:val="19"/>
-              </w:rPr>
-              <w:t>List&lt;Servicio&gt;</w:t>
-            </w:r>
-          </w:p>
-        </w:tc>
-        <w:tc>
-          <w:tcPr>
-            <w:tcW w:type="dxa" w:w="2948"/>
-            <w:shd w:val="clear" w:color="auto" w:fill="F2F2F2"/>
-          </w:tcPr>
-          <w:p>
-            <w:pPr>
-              <w:jc w:val="left"/>
-            </w:pPr>
-            <w:r/>
-            <w:r>
-              <w:rPr>
-                <w:b w:val="0"/>
-                <w:i w:val="0"/>
-                <w:sz w:val="19"/>
-              </w:rPr>
-              <w:t>Devuelve la lista de servicios/conexiones instaladas del cliente.</w:t>
-            </w:r>
-          </w:p>
-        </w:tc>
-      </w:tr>
-      <w:tr>
-        <w:tc>
-          <w:tcPr>
-            <w:tcW w:type="dxa" w:w="680"/>
-            <w:shd w:val="clear" w:color="auto" w:fill="FFFFFF"/>
-          </w:tcPr>
-          <w:p>
-            <w:pPr>
-              <w:jc w:val="center"/>
-            </w:pPr>
-            <w:r/>
-            <w:r>
-              <w:rPr>
-                <w:b w:val="0"/>
-                <w:i w:val="0"/>
-                <w:sz w:val="19"/>
-              </w:rPr>
-              <w:t>+</w:t>
-            </w:r>
-          </w:p>
-        </w:tc>
-        <w:tc>
-          <w:tcPr>
-            <w:tcW w:type="dxa" w:w="4252"/>
-            <w:shd w:val="clear" w:color="auto" w:fill="FFFFFF"/>
-          </w:tcPr>
-          <w:p>
-            <w:pPr>
-              <w:jc w:val="left"/>
-            </w:pPr>
-            <w:r/>
-            <w:r>
-              <w:rPr>
-                <w:b/>
-                <w:i w:val="0"/>
-                <w:sz w:val="19"/>
-              </w:rPr>
-              <w:t>obtenerSaldoPendiente()</w:t>
-            </w:r>
-          </w:p>
-        </w:tc>
-        <w:tc>
-          <w:tcPr>
-            <w:tcW w:type="dxa" w:w="1587"/>
-            <w:shd w:val="clear" w:color="auto" w:fill="FFFFFF"/>
-          </w:tcPr>
-          <w:p>
-            <w:pPr>
-              <w:jc w:val="left"/>
-            </w:pPr>
-            <w:r/>
-            <w:r>
-              <w:rPr>
-                <w:b w:val="0"/>
-                <w:i w:val="0"/>
-                <w:sz w:val="19"/>
-              </w:rPr>
-              <w:t>BigDecimal</w:t>
-            </w:r>
-          </w:p>
-        </w:tc>
-        <w:tc>
-          <w:tcPr>
-            <w:tcW w:type="dxa" w:w="2948"/>
-            <w:shd w:val="clear" w:color="auto" w:fill="FFFFFF"/>
-          </w:tcPr>
-          <w:p>
-            <w:pPr>
-              <w:jc w:val="left"/>
-            </w:pPr>
-            <w:r/>
-            <w:r>
-              <w:rPr>
-                <w:b w:val="0"/>
-                <w:i w:val="0"/>
-                <w:sz w:val="19"/>
-              </w:rPr>
-              <w:t>Calcula la suma total adeudada de todas las cuotas pendientes de sus servicios.</w:t>
-            </w:r>
-          </w:p>
-        </w:tc>
-      </w:tr>
-      <w:tr>
-        <w:tc>
-          <w:tcPr>
-            <w:tcW w:type="dxa" w:w="680"/>
-            <w:shd w:val="clear" w:color="auto" w:fill="F2F2F2"/>
-          </w:tcPr>
-          <w:p>
-            <w:pPr>
-              <w:jc w:val="center"/>
-            </w:pPr>
-            <w:r/>
-            <w:r>
-              <w:rPr>
-                <w:b w:val="0"/>
-                <w:i w:val="0"/>
-                <w:sz w:val="19"/>
-              </w:rPr>
-              <w:t>+</w:t>
-            </w:r>
-          </w:p>
-        </w:tc>
-        <w:tc>
-          <w:tcPr>
-            <w:tcW w:type="dxa" w:w="4252"/>
-            <w:shd w:val="clear" w:color="auto" w:fill="F2F2F2"/>
-          </w:tcPr>
-          <w:p>
-            <w:pPr>
-              <w:jc w:val="left"/>
-            </w:pPr>
-            <w:r/>
-            <w:r>
-              <w:rPr>
-                <w:b/>
-                <w:i w:val="0"/>
-                <w:sz w:val="19"/>
-              </w:rPr>
-              <w:t>obtenerHistorialPagos()</w:t>
-            </w:r>
-          </w:p>
-        </w:tc>
-        <w:tc>
-          <w:tcPr>
-            <w:tcW w:type="dxa" w:w="1587"/>
-            <w:shd w:val="clear" w:color="auto" w:fill="F2F2F2"/>
-          </w:tcPr>
-          <w:p>
-            <w:pPr>
-              <w:jc w:val="left"/>
-            </w:pPr>
-            <w:r/>
-            <w:r>
-              <w:rPr>
-                <w:b w:val="0"/>
-                <w:i w:val="0"/>
-                <w:sz w:val="19"/>
-              </w:rPr>
-              <w:t>List&lt;Pago&gt;</w:t>
-            </w:r>
-          </w:p>
-        </w:tc>
-        <w:tc>
-          <w:tcPr>
-            <w:tcW w:type="dxa" w:w="2948"/>
-            <w:shd w:val="clear" w:color="auto" w:fill="F2F2F2"/>
-          </w:tcPr>
-          <w:p>
-            <w:pPr>
-              <w:jc w:val="left"/>
-            </w:pPr>
-            <w:r/>
-            <w:r>
-              <w:rPr>
-                <w:b w:val="0"/>
-                <w:i w:val="0"/>
-                <w:sz w:val="19"/>
-              </w:rPr>
-              <w:t>Retorna el histórico de pagos confirmados realizados por el cliente.</w:t>
-            </w:r>
-          </w:p>
-        </w:tc>
-      </w:tr>
-      <w:tr>
-        <w:tc>
-          <w:tcPr>
-            <w:tcW w:type="dxa" w:w="680"/>
-            <w:shd w:val="clear" w:color="auto" w:fill="FFFFFF"/>
-          </w:tcPr>
-          <w:p>
-            <w:pPr>
-              <w:jc w:val="center"/>
-            </w:pPr>
-            <w:r/>
-            <w:r>
-              <w:rPr>
-                <w:b w:val="0"/>
-                <w:i w:val="0"/>
-                <w:sz w:val="19"/>
-              </w:rPr>
-              <w:t>+</w:t>
-            </w:r>
-          </w:p>
-        </w:tc>
-        <w:tc>
-          <w:tcPr>
-            <w:tcW w:type="dxa" w:w="4252"/>
-            <w:shd w:val="clear" w:color="auto" w:fill="FFFFFF"/>
-          </w:tcPr>
-          <w:p>
-            <w:pPr>
-              <w:jc w:val="left"/>
-            </w:pPr>
-            <w:r/>
-            <w:r>
-              <w:rPr>
-                <w:b/>
-                <w:i w:val="0"/>
-                <w:sz w:val="19"/>
-              </w:rPr>
-              <w:t>toString()</w:t>
-            </w:r>
-          </w:p>
-        </w:tc>
-        <w:tc>
-          <w:tcPr>
-            <w:tcW w:type="dxa" w:w="1587"/>
-            <w:shd w:val="clear" w:color="auto" w:fill="FFFFFF"/>
-          </w:tcPr>
-          <w:p>
-            <w:pPr>
-              <w:jc w:val="left"/>
-            </w:pPr>
-            <w:r/>
-            <w:r>
-              <w:rPr>
-                <w:b w:val="0"/>
-                <w:i w:val="0"/>
-                <w:sz w:val="19"/>
-              </w:rPr>
-              <w:t>String</w:t>
-            </w:r>
-          </w:p>
-        </w:tc>
-        <w:tc>
-          <w:tcPr>
-            <w:tcW w:type="dxa" w:w="2948"/>
-            <w:shd w:val="clear" w:color="auto" w:fill="FFFFFF"/>
-          </w:tcPr>
-          <w:p>
-            <w:pPr>
-              <w:jc w:val="left"/>
-            </w:pPr>
-            <w:r/>
-            <w:r>
-              <w:rPr>
-                <w:b w:val="0"/>
-                <w:i w:val="0"/>
-                <w:sz w:val="19"/>
-              </w:rPr>
-              <w:t>Representación con nombre del cliente, tipo y número de documento.</w:t>
+            <w:r>
+              <w:t>Da de baja al cliente y sus servicios.</w:t>
+            </w:r>
+            <w:r>
+              <w:rPr>
+                <w:b w:val="0"/>
+                <w:i w:val="0"/>
+                <w:sz w:val="19"/>
+              </w:rPr>
             </w:r>
           </w:p>
         </w:tc>
@@ -6820,14 +5688,15 @@
             <w:pPr>
               <w:jc w:val="center"/>
             </w:pPr>
-            <w:r/>
-            <w:r>
-              <w:rPr>
-                <w:b w:val="0"/>
-                <w:i w:val="0"/>
-                <w:sz w:val="19"/>
-              </w:rPr>
+            <w:r>
               <w:t>-</w:t>
+            </w:r>
+            <w:r>
+              <w:rPr>
+                <w:b w:val="0"/>
+                <w:i w:val="0"/>
+                <w:sz w:val="19"/>
+              </w:rPr>
             </w:r>
           </w:p>
         </w:tc>
@@ -6840,14 +5709,15 @@
             <w:pPr>
               <w:jc w:val="left"/>
             </w:pPr>
-            <w:r/>
+            <w:r>
+              <w:t>numeroInstalacion</w:t>
+            </w:r>
             <w:r>
               <w:rPr>
                 <w:b/>
                 <w:i w:val="0"/>
                 <w:sz w:val="19"/>
               </w:rPr>
-              <w:t>numeroInstalacion</w:t>
             </w:r>
           </w:p>
         </w:tc>
@@ -6860,14 +5730,15 @@
             <w:pPr>
               <w:jc w:val="left"/>
             </w:pPr>
-            <w:r/>
-            <w:r>
-              <w:rPr>
-                <w:b w:val="0"/>
-                <w:i w:val="0"/>
-                <w:sz w:val="19"/>
-              </w:rPr>
-              <w:t>String</w:t>
+            <w:r>
+              <w:t>String?</w:t>
+            </w:r>
+            <w:r>
+              <w:rPr>
+                <w:b w:val="0"/>
+                <w:i w:val="0"/>
+                <w:sz w:val="19"/>
+              </w:rPr>
             </w:r>
           </w:p>
         </w:tc>
@@ -6880,14 +5751,15 @@
             <w:pPr>
               <w:jc w:val="left"/>
             </w:pPr>
-            <w:r/>
-            <w:r>
-              <w:rPr>
-                <w:b w:val="0"/>
-                <w:i w:val="0"/>
-                <w:sz w:val="19"/>
-              </w:rPr>
-              <w:t>Número o altura del domicilio de instalación.</w:t>
+            <w:r>
+              <w:t>Número de instalación opcional.</w:t>
+            </w:r>
+            <w:r>
+              <w:rPr>
+                <w:b w:val="0"/>
+                <w:i w:val="0"/>
+                <w:sz w:val="19"/>
+              </w:rPr>
             </w:r>
           </w:p>
         </w:tc>
@@ -7066,14 +5938,15 @@
             <w:pPr>
               <w:jc w:val="center"/>
             </w:pPr>
-            <w:r/>
-            <w:r>
-              <w:rPr>
-                <w:b w:val="0"/>
-                <w:i w:val="0"/>
-                <w:sz w:val="19"/>
-              </w:rPr>
+            <w:r>
               <w:t>-</w:t>
+            </w:r>
+            <w:r>
+              <w:rPr>
+                <w:b w:val="0"/>
+                <w:i w:val="0"/>
+                <w:sz w:val="19"/>
+              </w:rPr>
             </w:r>
           </w:p>
         </w:tc>
@@ -7086,14 +5959,15 @@
             <w:pPr>
               <w:jc w:val="left"/>
             </w:pPr>
-            <w:r/>
+            <w:r>
+              <w:t>proximoVencimiento</w:t>
+            </w:r>
             <w:r>
               <w:rPr>
                 <w:b/>
                 <w:i w:val="0"/>
                 <w:sz w:val="19"/>
               </w:rPr>
-              <w:t>proximoVencimiento</w:t>
             </w:r>
           </w:p>
         </w:tc>
@@ -7106,14 +5980,15 @@
             <w:pPr>
               <w:jc w:val="left"/>
             </w:pPr>
-            <w:r/>
-            <w:r>
-              <w:rPr>
-                <w:b w:val="0"/>
-                <w:i w:val="0"/>
-                <w:sz w:val="19"/>
-              </w:rPr>
-              <w:t>Date</w:t>
+            <w:r>
+              <w:t>Date?</w:t>
+            </w:r>
+            <w:r>
+              <w:rPr>
+                <w:b w:val="0"/>
+                <w:i w:val="0"/>
+                <w:sz w:val="19"/>
+              </w:rPr>
             </w:r>
           </w:p>
         </w:tc>
@@ -7126,14 +6001,15 @@
             <w:pPr>
               <w:jc w:val="left"/>
             </w:pPr>
-            <w:r/>
-            <w:r>
-              <w:rPr>
-                <w:b w:val="0"/>
-                <w:i w:val="0"/>
-                <w:sz w:val="19"/>
-              </w:rPr>
-              <w:t>Fecha calendario exacta del próximo vencimiento a emitir.</w:t>
+            <w:r>
+              <w:t>Próximo vencimiento pendiente, si existe.</w:t>
+            </w:r>
+            <w:r>
+              <w:rPr>
+                <w:b w:val="0"/>
+                <w:i w:val="0"/>
+                <w:sz w:val="19"/>
+              </w:rPr>
             </w:r>
           </w:p>
         </w:tc>
@@ -7230,14 +6106,15 @@
             <w:pPr>
               <w:jc w:val="center"/>
             </w:pPr>
-            <w:r/>
-            <w:r>
-              <w:rPr>
-                <w:b w:val="0"/>
-                <w:i w:val="0"/>
-                <w:sz w:val="19"/>
-              </w:rPr>
+            <w:r>
               <w:t>-</w:t>
+            </w:r>
+            <w:r>
+              <w:rPr>
+                <w:b w:val="0"/>
+                <w:i w:val="0"/>
+                <w:sz w:val="19"/>
+              </w:rPr>
             </w:r>
           </w:p>
         </w:tc>
@@ -7250,14 +6127,15 @@
             <w:pPr>
               <w:jc w:val="left"/>
             </w:pPr>
-            <w:r/>
+            <w:r>
+              <w:t>ipv4</w:t>
+            </w:r>
             <w:r>
               <w:rPr>
                 <w:b/>
                 <w:i w:val="0"/>
                 <w:sz w:val="19"/>
               </w:rPr>
-              <w:t>ip</w:t>
             </w:r>
           </w:p>
         </w:tc>
@@ -7270,14 +6148,15 @@
             <w:pPr>
               <w:jc w:val="left"/>
             </w:pPr>
-            <w:r/>
-            <w:r>
-              <w:rPr>
-                <w:b w:val="0"/>
-                <w:i w:val="0"/>
-                <w:sz w:val="19"/>
-              </w:rPr>
-              <w:t>String</w:t>
+            <w:r>
+              <w:t>String?</w:t>
+            </w:r>
+            <w:r>
+              <w:rPr>
+                <w:b w:val="0"/>
+                <w:i w:val="0"/>
+                <w:sz w:val="19"/>
+              </w:rPr>
             </w:r>
           </w:p>
         </w:tc>
@@ -7290,14 +6169,15 @@
             <w:pPr>
               <w:jc w:val="left"/>
             </w:pPr>
-            <w:r/>
-            <w:r>
-              <w:rPr>
-                <w:b w:val="0"/>
-                <w:i w:val="0"/>
-                <w:sz w:val="19"/>
-              </w:rPr>
-              <w:t>Dirección IPv4 asignada a la antena/router del cliente.</w:t>
+            <w:r>
+              <w:t>Dirección IPv4 opcional asignada al equipo.</w:t>
+            </w:r>
+            <w:r>
+              <w:rPr>
+                <w:b w:val="0"/>
+                <w:i w:val="0"/>
+                <w:sz w:val="19"/>
+              </w:rPr>
             </w:r>
           </w:p>
         </w:tc>
@@ -7585,14 +6465,15 @@
             <w:pPr>
               <w:jc w:val="center"/>
             </w:pPr>
-            <w:r/>
-            <w:r>
-              <w:rPr>
-                <w:b w:val="0"/>
-                <w:i w:val="0"/>
-                <w:sz w:val="19"/>
-              </w:rPr>
+            <w:r>
               <w:t>+</w:t>
+            </w:r>
+            <w:r>
+              <w:rPr>
+                <w:b w:val="0"/>
+                <w:i w:val="0"/>
+                <w:sz w:val="19"/>
+              </w:rPr>
             </w:r>
           </w:p>
         </w:tc>
@@ -7605,14 +6486,15 @@
             <w:pPr>
               <w:jc w:val="left"/>
             </w:pPr>
-            <w:r/>
+            <w:r>
+              <w:t>cliente()</w:t>
+            </w:r>
             <w:r>
               <w:rPr>
                 <w:b/>
                 <w:i w:val="0"/>
                 <w:sz w:val="19"/>
               </w:rPr>
-              <w:t>Servicio(idPlan: int, idCliente: int, calleInstalacion: String, diaVencimiento: int)</w:t>
             </w:r>
           </w:p>
         </w:tc>
@@ -7625,14 +6507,15 @@
             <w:pPr>
               <w:jc w:val="left"/>
             </w:pPr>
-            <w:r/>
-            <w:r>
-              <w:rPr>
-                <w:b w:val="0"/>
-                <w:i w:val="0"/>
-                <w:sz w:val="19"/>
-              </w:rPr>
-              <w:t>Constructor</w:t>
+            <w:r>
+              <w:t>BelongsTo</w:t>
+            </w:r>
+            <w:r>
+              <w:rPr>
+                <w:b w:val="0"/>
+                <w:i w:val="0"/>
+                <w:sz w:val="19"/>
+              </w:rPr>
             </w:r>
           </w:p>
         </w:tc>
@@ -7645,14 +6528,15 @@
             <w:pPr>
               <w:jc w:val="left"/>
             </w:pPr>
-            <w:r/>
-            <w:r>
-              <w:rPr>
-                <w:b w:val="0"/>
-                <w:i w:val="0"/>
-                <w:sz w:val="19"/>
-              </w:rPr>
-              <w:t>Crea una nueva instalación vinculada a un cliente, plan y domicilio.</w:t>
+            <w:r>
+              <w:t>Cliente titular.</w:t>
+            </w:r>
+            <w:r>
+              <w:rPr>
+                <w:b w:val="0"/>
+                <w:i w:val="0"/>
+                <w:sz w:val="19"/>
+              </w:rPr>
             </w:r>
           </w:p>
         </w:tc>
@@ -7667,14 +6551,15 @@
             <w:pPr>
               <w:jc w:val="center"/>
             </w:pPr>
-            <w:r/>
-            <w:r>
-              <w:rPr>
-                <w:b w:val="0"/>
-                <w:i w:val="0"/>
-                <w:sz w:val="19"/>
-              </w:rPr>
+            <w:r>
               <w:t>+</w:t>
+            </w:r>
+            <w:r>
+              <w:rPr>
+                <w:b w:val="0"/>
+                <w:i w:val="0"/>
+                <w:sz w:val="19"/>
+              </w:rPr>
             </w:r>
           </w:p>
         </w:tc>
@@ -7687,14 +6572,15 @@
             <w:pPr>
               <w:jc w:val="left"/>
             </w:pPr>
-            <w:r/>
+            <w:r>
+              <w:t>plan()</w:t>
+            </w:r>
             <w:r>
               <w:rPr>
                 <w:b/>
                 <w:i w:val="0"/>
                 <w:sz w:val="19"/>
               </w:rPr>
-              <w:t>getters y setters</w:t>
             </w:r>
           </w:p>
         </w:tc>
@@ -7707,14 +6593,15 @@
             <w:pPr>
               <w:jc w:val="left"/>
             </w:pPr>
-            <w:r/>
-            <w:r>
-              <w:rPr>
-                <w:b w:val="0"/>
-                <w:i w:val="0"/>
-                <w:sz w:val="19"/>
-              </w:rPr>
-              <w:t>void / tipos</w:t>
+            <w:r>
+              <w:t>BelongsTo</w:t>
+            </w:r>
+            <w:r>
+              <w:rPr>
+                <w:b w:val="0"/>
+                <w:i w:val="0"/>
+                <w:sz w:val="19"/>
+              </w:rPr>
             </w:r>
           </w:p>
         </w:tc>
@@ -7727,14 +6614,15 @@
             <w:pPr>
               <w:jc w:val="left"/>
             </w:pPr>
-            <w:r/>
-            <w:r>
-              <w:rPr>
-                <w:b w:val="0"/>
-                <w:i w:val="0"/>
-                <w:sz w:val="19"/>
-              </w:rPr>
-              <w:t>Métodos de consulta y modificación de atributos técnicos y domiciliarios.</w:t>
+            <w:r>
+              <w:t>Plan contratado.</w:t>
+            </w:r>
+            <w:r>
+              <w:rPr>
+                <w:b w:val="0"/>
+                <w:i w:val="0"/>
+                <w:sz w:val="19"/>
+              </w:rPr>
             </w:r>
           </w:p>
         </w:tc>
@@ -7749,14 +6637,15 @@
             <w:pPr>
               <w:jc w:val="center"/>
             </w:pPr>
-            <w:r/>
-            <w:r>
-              <w:rPr>
-                <w:b w:val="0"/>
-                <w:i w:val="0"/>
-                <w:sz w:val="19"/>
-              </w:rPr>
+            <w:r>
               <w:t>+</w:t>
+            </w:r>
+            <w:r>
+              <w:rPr>
+                <w:b w:val="0"/>
+                <w:i w:val="0"/>
+                <w:sz w:val="19"/>
+              </w:rPr>
             </w:r>
           </w:p>
         </w:tc>
@@ -7769,14 +6658,15 @@
             <w:pPr>
               <w:jc w:val="left"/>
             </w:pPr>
-            <w:r/>
+            <w:r>
+              <w:t>cuotas()</w:t>
+            </w:r>
             <w:r>
               <w:rPr>
                 <w:b/>
                 <w:i w:val="0"/>
                 <w:sz w:val="19"/>
               </w:rPr>
-              <w:t>cambiarPlan(plan: Plan)</w:t>
             </w:r>
           </w:p>
         </w:tc>
@@ -7789,14 +6679,15 @@
             <w:pPr>
               <w:jc w:val="left"/>
             </w:pPr>
-            <w:r/>
-            <w:r>
-              <w:rPr>
-                <w:b w:val="0"/>
-                <w:i w:val="0"/>
-                <w:sz w:val="19"/>
-              </w:rPr>
-              <w:t>void</w:t>
+            <w:r>
+              <w:t>HasMany</w:t>
+            </w:r>
+            <w:r>
+              <w:rPr>
+                <w:b w:val="0"/>
+                <w:i w:val="0"/>
+                <w:sz w:val="19"/>
+              </w:rPr>
             </w:r>
           </w:p>
         </w:tc>
@@ -7809,14 +6700,15 @@
             <w:pPr>
               <w:jc w:val="left"/>
             </w:pPr>
-            <w:r/>
-            <w:r>
-              <w:rPr>
-                <w:b w:val="0"/>
-                <w:i w:val="0"/>
-                <w:sz w:val="19"/>
-              </w:rPr>
-              <w:t>Modifica el plan asignado al servicio para las futuras facturaciones.</w:t>
+            <w:r>
+              <w:t>Cuotas generadas.</w:t>
+            </w:r>
+            <w:r>
+              <w:rPr>
+                <w:b w:val="0"/>
+                <w:i w:val="0"/>
+                <w:sz w:val="19"/>
+              </w:rPr>
             </w:r>
           </w:p>
         </w:tc>
@@ -7831,14 +6723,15 @@
             <w:pPr>
               <w:jc w:val="center"/>
             </w:pPr>
-            <w:r/>
-            <w:r>
-              <w:rPr>
-                <w:b w:val="0"/>
-                <w:i w:val="0"/>
-                <w:sz w:val="19"/>
-              </w:rPr>
+            <w:r>
               <w:t>+</w:t>
+            </w:r>
+            <w:r>
+              <w:rPr>
+                <w:b w:val="0"/>
+                <w:i w:val="0"/>
+                <w:sz w:val="19"/>
+              </w:rPr>
             </w:r>
           </w:p>
         </w:tc>
@@ -7851,14 +6744,15 @@
             <w:pPr>
               <w:jc w:val="left"/>
             </w:pPr>
-            <w:r/>
+            <w:r>
+              <w:t>suspender()</w:t>
+            </w:r>
             <w:r>
               <w:rPr>
                 <w:b/>
                 <w:i w:val="0"/>
                 <w:sz w:val="19"/>
               </w:rPr>
-              <w:t>darDeBaja()</w:t>
             </w:r>
           </w:p>
         </w:tc>
@@ -7871,14 +6765,15 @@
             <w:pPr>
               <w:jc w:val="left"/>
             </w:pPr>
-            <w:r/>
-            <w:r>
-              <w:rPr>
-                <w:b w:val="0"/>
-                <w:i w:val="0"/>
-                <w:sz w:val="19"/>
-              </w:rPr>
+            <w:r>
               <w:t>void</w:t>
+            </w:r>
+            <w:r>
+              <w:rPr>
+                <w:b w:val="0"/>
+                <w:i w:val="0"/>
+                <w:sz w:val="19"/>
+              </w:rPr>
             </w:r>
           </w:p>
         </w:tc>
@@ -7891,14 +6786,15 @@
             <w:pPr>
               <w:jc w:val="left"/>
             </w:pPr>
-            <w:r/>
-            <w:r>
-              <w:rPr>
-                <w:b w:val="0"/>
-                <w:i w:val="0"/>
-                <w:sz w:val="19"/>
-              </w:rPr>
-              <w:t>Establece el estado en 'baja' y cancela la generación automática de cuotas.</w:t>
+            <w:r>
+              <w:t>Suspende el servicio.</w:t>
+            </w:r>
+            <w:r>
+              <w:rPr>
+                <w:b w:val="0"/>
+                <w:i w:val="0"/>
+                <w:sz w:val="19"/>
+              </w:rPr>
             </w:r>
           </w:p>
         </w:tc>
@@ -7913,14 +6809,15 @@
             <w:pPr>
               <w:jc w:val="center"/>
             </w:pPr>
-            <w:r/>
-            <w:r>
-              <w:rPr>
-                <w:b w:val="0"/>
-                <w:i w:val="0"/>
-                <w:sz w:val="19"/>
-              </w:rPr>
+            <w:r>
               <w:t>+</w:t>
+            </w:r>
+            <w:r>
+              <w:rPr>
+                <w:b w:val="0"/>
+                <w:i w:val="0"/>
+                <w:sz w:val="19"/>
+              </w:rPr>
             </w:r>
           </w:p>
         </w:tc>
@@ -7933,14 +6830,15 @@
             <w:pPr>
               <w:jc w:val="left"/>
             </w:pPr>
-            <w:r/>
+            <w:r>
+              <w:t>reactivar()</w:t>
+            </w:r>
             <w:r>
               <w:rPr>
                 <w:b/>
                 <w:i w:val="0"/>
                 <w:sz w:val="19"/>
               </w:rPr>
-              <w:t>generarCuotaMensual()</w:t>
             </w:r>
           </w:p>
         </w:tc>
@@ -7953,14 +6851,15 @@
             <w:pPr>
               <w:jc w:val="left"/>
             </w:pPr>
-            <w:r/>
-            <w:r>
-              <w:rPr>
-                <w:b w:val="0"/>
-                <w:i w:val="0"/>
-                <w:sz w:val="19"/>
-              </w:rPr>
-              <w:t>Cuota</w:t>
+            <w:r>
+              <w:t>void</w:t>
+            </w:r>
+            <w:r>
+              <w:rPr>
+                <w:b w:val="0"/>
+                <w:i w:val="0"/>
+                <w:sz w:val="19"/>
+              </w:rPr>
             </w:r>
           </w:p>
         </w:tc>
@@ -7973,260 +6872,15 @@
             <w:pPr>
               <w:jc w:val="left"/>
             </w:pPr>
-            <w:r/>
-            <w:r>
-              <w:rPr>
-                <w:b w:val="0"/>
-                <w:i w:val="0"/>
-                <w:sz w:val="19"/>
-              </w:rPr>
-              <w:t>Crea una nueva instancia de Cuota para el período actual con el precio vigente del plan.</w:t>
-            </w:r>
-          </w:p>
-        </w:tc>
-      </w:tr>
-      <w:tr>
-        <w:tc>
-          <w:tcPr>
-            <w:tcW w:type="dxa" w:w="680"/>
-            <w:shd w:val="clear" w:color="auto" w:fill="F2F2F2"/>
-          </w:tcPr>
-          <w:p>
-            <w:pPr>
-              <w:jc w:val="center"/>
-            </w:pPr>
-            <w:r/>
-            <w:r>
-              <w:rPr>
-                <w:b w:val="0"/>
-                <w:i w:val="0"/>
-                <w:sz w:val="19"/>
-              </w:rPr>
-              <w:t>+</w:t>
-            </w:r>
-          </w:p>
-        </w:tc>
-        <w:tc>
-          <w:tcPr>
-            <w:tcW w:type="dxa" w:w="4252"/>
-            <w:shd w:val="clear" w:color="auto" w:fill="F2F2F2"/>
-          </w:tcPr>
-          <w:p>
-            <w:pPr>
-              <w:jc w:val="left"/>
-            </w:pPr>
-            <w:r/>
-            <w:r>
-              <w:rPr>
-                <w:b/>
-                <w:i w:val="0"/>
-                <w:sz w:val="19"/>
-              </w:rPr>
-              <w:t>calcularProximoVencimiento()</w:t>
-            </w:r>
-          </w:p>
-        </w:tc>
-        <w:tc>
-          <w:tcPr>
-            <w:tcW w:type="dxa" w:w="1587"/>
-            <w:shd w:val="clear" w:color="auto" w:fill="F2F2F2"/>
-          </w:tcPr>
-          <w:p>
-            <w:pPr>
-              <w:jc w:val="left"/>
-            </w:pPr>
-            <w:r/>
-            <w:r>
-              <w:rPr>
-                <w:b w:val="0"/>
-                <w:i w:val="0"/>
-                <w:sz w:val="19"/>
-              </w:rPr>
-              <w:t>Date</w:t>
-            </w:r>
-          </w:p>
-        </w:tc>
-        <w:tc>
-          <w:tcPr>
-            <w:tcW w:type="dxa" w:w="2948"/>
-            <w:shd w:val="clear" w:color="auto" w:fill="F2F2F2"/>
-          </w:tcPr>
-          <w:p>
-            <w:pPr>
-              <w:jc w:val="left"/>
-            </w:pPr>
-            <w:r/>
-            <w:r>
-              <w:rPr>
-                <w:b w:val="0"/>
-                <w:i w:val="0"/>
-                <w:sz w:val="19"/>
-              </w:rPr>
-              <w:t>Calcula la fecha de vencimiento del próximo ciclo según el diaVencimiento.</w:t>
-            </w:r>
-          </w:p>
-        </w:tc>
-      </w:tr>
-      <w:tr>
-        <w:tc>
-          <w:tcPr>
-            <w:tcW w:type="dxa" w:w="680"/>
-            <w:shd w:val="clear" w:color="auto" w:fill="FFFFFF"/>
-          </w:tcPr>
-          <w:p>
-            <w:pPr>
-              <w:jc w:val="center"/>
-            </w:pPr>
-            <w:r/>
-            <w:r>
-              <w:rPr>
-                <w:b w:val="0"/>
-                <w:i w:val="0"/>
-                <w:sz w:val="19"/>
-              </w:rPr>
-              <w:t>+</w:t>
-            </w:r>
-          </w:p>
-        </w:tc>
-        <w:tc>
-          <w:tcPr>
-            <w:tcW w:type="dxa" w:w="4252"/>
-            <w:shd w:val="clear" w:color="auto" w:fill="FFFFFF"/>
-          </w:tcPr>
-          <w:p>
-            <w:pPr>
-              <w:jc w:val="left"/>
-            </w:pPr>
-            <w:r/>
-            <w:r>
-              <w:rPr>
-                <w:b/>
-                <w:i w:val="0"/>
-                <w:sz w:val="19"/>
-              </w:rPr>
-              <w:t>obtenerCuotasPendientes()</w:t>
-            </w:r>
-          </w:p>
-        </w:tc>
-        <w:tc>
-          <w:tcPr>
-            <w:tcW w:type="dxa" w:w="1587"/>
-            <w:shd w:val="clear" w:color="auto" w:fill="FFFFFF"/>
-          </w:tcPr>
-          <w:p>
-            <w:pPr>
-              <w:jc w:val="left"/>
-            </w:pPr>
-            <w:r/>
-            <w:r>
-              <w:rPr>
-                <w:b w:val="0"/>
-                <w:i w:val="0"/>
-                <w:sz w:val="19"/>
-              </w:rPr>
-              <w:t>List&lt;Cuota&gt;</w:t>
-            </w:r>
-          </w:p>
-        </w:tc>
-        <w:tc>
-          <w:tcPr>
-            <w:tcW w:type="dxa" w:w="2948"/>
-            <w:shd w:val="clear" w:color="auto" w:fill="FFFFFF"/>
-          </w:tcPr>
-          <w:p>
-            <w:pPr>
-              <w:jc w:val="left"/>
-            </w:pPr>
-            <w:r/>
-            <w:r>
-              <w:rPr>
-                <w:b w:val="0"/>
-                <w:i w:val="0"/>
-                <w:sz w:val="19"/>
-              </w:rPr>
-              <w:t>Devuelve todas las cuotas emitidas de este servicio que aún no han sido canceladas.</w:t>
-            </w:r>
-          </w:p>
-        </w:tc>
-      </w:tr>
-      <w:tr>
-        <w:tc>
-          <w:tcPr>
-            <w:tcW w:type="dxa" w:w="680"/>
-            <w:shd w:val="clear" w:color="auto" w:fill="F2F2F2"/>
-          </w:tcPr>
-          <w:p>
-            <w:pPr>
-              <w:jc w:val="center"/>
-            </w:pPr>
-            <w:r/>
-            <w:r>
-              <w:rPr>
-                <w:b w:val="0"/>
-                <w:i w:val="0"/>
-                <w:sz w:val="19"/>
-              </w:rPr>
-              <w:t>+</w:t>
-            </w:r>
-          </w:p>
-        </w:tc>
-        <w:tc>
-          <w:tcPr>
-            <w:tcW w:type="dxa" w:w="4252"/>
-            <w:shd w:val="clear" w:color="auto" w:fill="F2F2F2"/>
-          </w:tcPr>
-          <w:p>
-            <w:pPr>
-              <w:jc w:val="left"/>
-            </w:pPr>
-            <w:r/>
-            <w:r>
-              <w:rPr>
-                <w:b/>
-                <w:i w:val="0"/>
-                <w:sz w:val="19"/>
-              </w:rPr>
-              <w:t>toString()</w:t>
-            </w:r>
-          </w:p>
-        </w:tc>
-        <w:tc>
-          <w:tcPr>
-            <w:tcW w:type="dxa" w:w="1587"/>
-            <w:shd w:val="clear" w:color="auto" w:fill="F2F2F2"/>
-          </w:tcPr>
-          <w:p>
-            <w:pPr>
-              <w:jc w:val="left"/>
-            </w:pPr>
-            <w:r/>
-            <w:r>
-              <w:rPr>
-                <w:b w:val="0"/>
-                <w:i w:val="0"/>
-                <w:sz w:val="19"/>
-              </w:rPr>
-              <w:t>String</w:t>
-            </w:r>
-          </w:p>
-        </w:tc>
-        <w:tc>
-          <w:tcPr>
-            <w:tcW w:type="dxa" w:w="2948"/>
-            <w:shd w:val="clear" w:color="auto" w:fill="F2F2F2"/>
-          </w:tcPr>
-          <w:p>
-            <w:pPr>
-              <w:jc w:val="left"/>
-            </w:pPr>
-            <w:r/>
-            <w:r>
-              <w:rPr>
-                <w:b w:val="0"/>
-                <w:i w:val="0"/>
-                <w:sz w:val="19"/>
-              </w:rPr>
-              <w:t>Texto descriptivo del servicio, domicilio e IP.</w:t>
+            <w:r>
+              <w:t>Reactiva el servicio.</w:t>
+            </w:r>
+            <w:r>
+              <w:rPr>
+                <w:b w:val="0"/>
+                <w:i w:val="0"/>
+                <w:sz w:val="19"/>
+              </w:rPr>
             </w:r>
           </w:p>
         </w:tc>
@@ -8564,14 +7218,15 @@
             <w:pPr>
               <w:jc w:val="center"/>
             </w:pPr>
-            <w:r/>
-            <w:r>
-              <w:rPr>
-                <w:b w:val="0"/>
-                <w:i w:val="0"/>
-                <w:sz w:val="19"/>
-              </w:rPr>
+            <w:r>
               <w:t>-</w:t>
+            </w:r>
+            <w:r>
+              <w:rPr>
+                <w:b w:val="0"/>
+                <w:i w:val="0"/>
+                <w:sz w:val="19"/>
+              </w:rPr>
             </w:r>
           </w:p>
         </w:tc>
@@ -8584,14 +7239,15 @@
             <w:pPr>
               <w:jc w:val="left"/>
             </w:pPr>
-            <w:r/>
+            <w:r>
+              <w:t>idPago</w:t>
+            </w:r>
             <w:r>
               <w:rPr>
                 <w:b/>
                 <w:i w:val="0"/>
                 <w:sz w:val="19"/>
               </w:rPr>
-              <w:t>idPago</w:t>
             </w:r>
           </w:p>
         </w:tc>
@@ -8604,14 +7260,15 @@
             <w:pPr>
               <w:jc w:val="left"/>
             </w:pPr>
-            <w:r/>
-            <w:r>
-              <w:rPr>
-                <w:b w:val="0"/>
-                <w:i w:val="0"/>
-                <w:sz w:val="19"/>
-              </w:rPr>
-              <w:t>int</w:t>
+            <w:r>
+              <w:t>int?</w:t>
+            </w:r>
+            <w:r>
+              <w:rPr>
+                <w:b w:val="0"/>
+                <w:i w:val="0"/>
+                <w:sz w:val="19"/>
+              </w:rPr>
             </w:r>
           </w:p>
         </w:tc>
@@ -8624,14 +7281,15 @@
             <w:pPr>
               <w:jc w:val="left"/>
             </w:pPr>
-            <w:r/>
-            <w:r>
-              <w:rPr>
-                <w:b w:val="0"/>
-                <w:i w:val="0"/>
-                <w:sz w:val="19"/>
-              </w:rPr>
-              <w:t>Identificador del pago que cancela esta cuota (0 o null si impaga).</w:t>
+            <w:r>
+              <w:t>Pago asociado cuando la cuota fue cancelada.</w:t>
+            </w:r>
+            <w:r>
+              <w:rPr>
+                <w:b w:val="0"/>
+                <w:i w:val="0"/>
+                <w:sz w:val="19"/>
+              </w:rPr>
             </w:r>
           </w:p>
         </w:tc>
@@ -8960,6 +7618,48 @@
                 <w:sz w:val="19"/>
               </w:rPr>
               <w:t>Fecha límite de pago en término.</w:t>
+            </w:r>
+          </w:p>
+        </w:tc>
+      </w:tr>
+      <w:tr>
+        <w:tc>
+          <w:tcPr>
+            <w:tcW w:type="dxa" w:w="2309"/>
+          </w:tcPr>
+          <w:p>
+            <w:r>
+              <w:t>-</w:t>
+            </w:r>
+          </w:p>
+        </w:tc>
+        <w:tc>
+          <w:tcPr>
+            <w:tcW w:type="dxa" w:w="2309"/>
+          </w:tcPr>
+          <w:p>
+            <w:r>
+              <w:t>estado</w:t>
+            </w:r>
+          </w:p>
+        </w:tc>
+        <w:tc>
+          <w:tcPr>
+            <w:tcW w:type="dxa" w:w="2309"/>
+          </w:tcPr>
+          <w:p>
+            <w:r>
+              <w:t>String</w:t>
+            </w:r>
+          </w:p>
+        </w:tc>
+        <w:tc>
+          <w:tcPr>
+            <w:tcW w:type="dxa" w:w="2309"/>
+          </w:tcPr>
+          <w:p>
+            <w:r>
+              <w:t>Estado persistido: pendiente, pagada o vencida.</w:t>
             </w:r>
           </w:p>
         </w:tc>
@@ -9083,14 +7783,15 @@
             <w:pPr>
               <w:jc w:val="center"/>
             </w:pPr>
-            <w:r/>
-            <w:r>
-              <w:rPr>
-                <w:b w:val="0"/>
-                <w:i w:val="0"/>
-                <w:sz w:val="19"/>
-              </w:rPr>
+            <w:r>
               <w:t>+</w:t>
+            </w:r>
+            <w:r>
+              <w:rPr>
+                <w:b w:val="0"/>
+                <w:i w:val="0"/>
+                <w:sz w:val="19"/>
+              </w:rPr>
             </w:r>
           </w:p>
         </w:tc>
@@ -9103,14 +7804,15 @@
             <w:pPr>
               <w:jc w:val="left"/>
             </w:pPr>
-            <w:r/>
+            <w:r>
+              <w:t>servicio()</w:t>
+            </w:r>
             <w:r>
               <w:rPr>
                 <w:b/>
                 <w:i w:val="0"/>
                 <w:sz w:val="19"/>
               </w:rPr>
-              <w:t>Cuota(idServicio: int, periodo: String, monto: BigDecimal, fechaEmision: Date, fechaVencimiento: Date)</w:t>
             </w:r>
           </w:p>
         </w:tc>
@@ -9123,14 +7825,15 @@
             <w:pPr>
               <w:jc w:val="left"/>
             </w:pPr>
-            <w:r/>
-            <w:r>
-              <w:rPr>
-                <w:b w:val="0"/>
-                <w:i w:val="0"/>
-                <w:sz w:val="19"/>
-              </w:rPr>
-              <w:t>Constructor</w:t>
+            <w:r>
+              <w:t>BelongsTo</w:t>
+            </w:r>
+            <w:r>
+              <w:rPr>
+                <w:b w:val="0"/>
+                <w:i w:val="0"/>
+                <w:sz w:val="19"/>
+              </w:rPr>
             </w:r>
           </w:p>
         </w:tc>
@@ -9143,14 +7846,15 @@
             <w:pPr>
               <w:jc w:val="left"/>
             </w:pPr>
-            <w:r/>
-            <w:r>
-              <w:rPr>
-                <w:b w:val="0"/>
-                <w:i w:val="0"/>
-                <w:sz w:val="19"/>
-              </w:rPr>
-              <w:t>Inicializa la cuota con el servicio, período, monto y fechas.</w:t>
+            <w:r>
+              <w:t>Servicio facturado.</w:t>
+            </w:r>
+            <w:r>
+              <w:rPr>
+                <w:b w:val="0"/>
+                <w:i w:val="0"/>
+                <w:sz w:val="19"/>
+              </w:rPr>
             </w:r>
           </w:p>
         </w:tc>
@@ -9165,14 +7869,15 @@
             <w:pPr>
               <w:jc w:val="center"/>
             </w:pPr>
-            <w:r/>
-            <w:r>
-              <w:rPr>
-                <w:b w:val="0"/>
-                <w:i w:val="0"/>
-                <w:sz w:val="19"/>
-              </w:rPr>
+            <w:r>
               <w:t>+</w:t>
+            </w:r>
+            <w:r>
+              <w:rPr>
+                <w:b w:val="0"/>
+                <w:i w:val="0"/>
+                <w:sz w:val="19"/>
+              </w:rPr>
             </w:r>
           </w:p>
         </w:tc>
@@ -9185,14 +7890,15 @@
             <w:pPr>
               <w:jc w:val="left"/>
             </w:pPr>
-            <w:r/>
+            <w:r>
+              <w:t>pago()</w:t>
+            </w:r>
             <w:r>
               <w:rPr>
                 <w:b/>
                 <w:i w:val="0"/>
                 <w:sz w:val="19"/>
               </w:rPr>
-              <w:t>getters y setters</w:t>
             </w:r>
           </w:p>
         </w:tc>
@@ -9205,14 +7911,15 @@
             <w:pPr>
               <w:jc w:val="left"/>
             </w:pPr>
-            <w:r/>
-            <w:r>
-              <w:rPr>
-                <w:b w:val="0"/>
-                <w:i w:val="0"/>
-                <w:sz w:val="19"/>
-              </w:rPr>
-              <w:t>void / tipos</w:t>
+            <w:r>
+              <w:t>BelongsTo</w:t>
+            </w:r>
+            <w:r>
+              <w:rPr>
+                <w:b w:val="0"/>
+                <w:i w:val="0"/>
+                <w:sz w:val="19"/>
+              </w:rPr>
             </w:r>
           </w:p>
         </w:tc>
@@ -9225,14 +7932,15 @@
             <w:pPr>
               <w:jc w:val="left"/>
             </w:pPr>
-            <w:r/>
-            <w:r>
-              <w:rPr>
-                <w:b w:val="0"/>
-                <w:i w:val="0"/>
-                <w:sz w:val="19"/>
-              </w:rPr>
-              <w:t>Métodos estándar de lectura y modificación.</w:t>
+            <w:r>
+              <w:t>Pago asociado, si existe.</w:t>
+            </w:r>
+            <w:r>
+              <w:rPr>
+                <w:b w:val="0"/>
+                <w:i w:val="0"/>
+                <w:sz w:val="19"/>
+              </w:rPr>
             </w:r>
           </w:p>
         </w:tc>
@@ -9247,14 +7955,15 @@
             <w:pPr>
               <w:jc w:val="center"/>
             </w:pPr>
-            <w:r/>
-            <w:r>
-              <w:rPr>
-                <w:b w:val="0"/>
-                <w:i w:val="0"/>
-                <w:sz w:val="19"/>
-              </w:rPr>
+            <w:r>
               <w:t>+</w:t>
+            </w:r>
+            <w:r>
+              <w:rPr>
+                <w:b w:val="0"/>
+                <w:i w:val="0"/>
+                <w:sz w:val="19"/>
+              </w:rPr>
             </w:r>
           </w:p>
         </w:tc>
@@ -9267,14 +7976,15 @@
             <w:pPr>
               <w:jc w:val="left"/>
             </w:pPr>
-            <w:r/>
+            <w:r>
+              <w:t>marcarComoPagada(pago: Pago)</w:t>
+            </w:r>
             <w:r>
               <w:rPr>
                 <w:b/>
                 <w:i w:val="0"/>
                 <w:sz w:val="19"/>
               </w:rPr>
-              <w:t>marcarComoPagada(pago: Pago)</w:t>
             </w:r>
           </w:p>
         </w:tc>
@@ -9287,14 +7997,15 @@
             <w:pPr>
               <w:jc w:val="left"/>
             </w:pPr>
-            <w:r/>
-            <w:r>
-              <w:rPr>
-                <w:b w:val="0"/>
-                <w:i w:val="0"/>
-                <w:sz w:val="19"/>
-              </w:rPr>
+            <w:r>
               <w:t>void</w:t>
+            </w:r>
+            <w:r>
+              <w:rPr>
+                <w:b w:val="0"/>
+                <w:i w:val="0"/>
+                <w:sz w:val="19"/>
+              </w:rPr>
             </w:r>
           </w:p>
         </w:tc>
@@ -9307,14 +8018,15 @@
             <w:pPr>
               <w:jc w:val="left"/>
             </w:pPr>
-            <w:r/>
-            <w:r>
-              <w:rPr>
-                <w:b w:val="0"/>
-                <w:i w:val="0"/>
-                <w:sz w:val="19"/>
-              </w:rPr>
-              <w:t>Asocia la cuota al pago recibido y registra su cancelación.</w:t>
+            <w:r>
+              <w:t>Asocia el pago y cambia el estado.</w:t>
+            </w:r>
+            <w:r>
+              <w:rPr>
+                <w:b w:val="0"/>
+                <w:i w:val="0"/>
+                <w:sz w:val="19"/>
+              </w:rPr>
             </w:r>
           </w:p>
         </w:tc>
@@ -9329,14 +8041,15 @@
             <w:pPr>
               <w:jc w:val="center"/>
             </w:pPr>
-            <w:r/>
-            <w:r>
-              <w:rPr>
-                <w:b w:val="0"/>
-                <w:i w:val="0"/>
-                <w:sz w:val="19"/>
-              </w:rPr>
+            <w:r>
               <w:t>+</w:t>
+            </w:r>
+            <w:r>
+              <w:rPr>
+                <w:b w:val="0"/>
+                <w:i w:val="0"/>
+                <w:sz w:val="19"/>
+              </w:rPr>
             </w:r>
           </w:p>
         </w:tc>
@@ -9349,14 +8062,15 @@
             <w:pPr>
               <w:jc w:val="left"/>
             </w:pPr>
-            <w:r/>
+            <w:r>
+              <w:t>marcarComoVencida()</w:t>
+            </w:r>
             <w:r>
               <w:rPr>
                 <w:b/>
                 <w:i w:val="0"/>
                 <w:sz w:val="19"/>
               </w:rPr>
-              <w:t>marcarComoVencida()</w:t>
             </w:r>
           </w:p>
         </w:tc>
@@ -9369,14 +8083,15 @@
             <w:pPr>
               <w:jc w:val="left"/>
             </w:pPr>
-            <w:r/>
-            <w:r>
-              <w:rPr>
-                <w:b w:val="0"/>
-                <w:i w:val="0"/>
-                <w:sz w:val="19"/>
-              </w:rPr>
+            <w:r>
               <w:t>void</w:t>
+            </w:r>
+            <w:r>
+              <w:rPr>
+                <w:b w:val="0"/>
+                <w:i w:val="0"/>
+                <w:sz w:val="19"/>
+              </w:rPr>
             </w:r>
           </w:p>
         </w:tc>
@@ -9389,260 +8104,15 @@
             <w:pPr>
               <w:jc w:val="left"/>
             </w:pPr>
-            <w:r/>
-            <w:r>
-              <w:rPr>
-                <w:b w:val="0"/>
-                <w:i w:val="0"/>
-                <w:sz w:val="19"/>
-              </w:rPr>
-              <w:t>Evalúa si la fecha actual superó la fechaVencimiento sin pago registrado.</w:t>
-            </w:r>
-          </w:p>
-        </w:tc>
-      </w:tr>
-      <w:tr>
-        <w:tc>
-          <w:tcPr>
-            <w:tcW w:type="dxa" w:w="680"/>
-            <w:shd w:val="clear" w:color="auto" w:fill="FFFFFF"/>
-          </w:tcPr>
-          <w:p>
-            <w:pPr>
-              <w:jc w:val="center"/>
-            </w:pPr>
-            <w:r/>
-            <w:r>
-              <w:rPr>
-                <w:b w:val="0"/>
-                <w:i w:val="0"/>
-                <w:sz w:val="19"/>
-              </w:rPr>
-              <w:t>+</w:t>
-            </w:r>
-          </w:p>
-        </w:tc>
-        <w:tc>
-          <w:tcPr>
-            <w:tcW w:type="dxa" w:w="4252"/>
-            <w:shd w:val="clear" w:color="auto" w:fill="FFFFFF"/>
-          </w:tcPr>
-          <w:p>
-            <w:pPr>
-              <w:jc w:val="left"/>
-            </w:pPr>
-            <w:r/>
-            <w:r>
-              <w:rPr>
-                <w:b/>
-                <w:i w:val="0"/>
-                <w:sz w:val="19"/>
-              </w:rPr>
-              <w:t>{static} listarPendientes()</w:t>
-            </w:r>
-          </w:p>
-        </w:tc>
-        <w:tc>
-          <w:tcPr>
-            <w:tcW w:type="dxa" w:w="1587"/>
-            <w:shd w:val="clear" w:color="auto" w:fill="FFFFFF"/>
-          </w:tcPr>
-          <w:p>
-            <w:pPr>
-              <w:jc w:val="left"/>
-            </w:pPr>
-            <w:r/>
-            <w:r>
-              <w:rPr>
-                <w:b w:val="0"/>
-                <w:i w:val="0"/>
-                <w:sz w:val="19"/>
-              </w:rPr>
-              <w:t>List&lt;Cuota&gt;</w:t>
-            </w:r>
-          </w:p>
-        </w:tc>
-        <w:tc>
-          <w:tcPr>
-            <w:tcW w:type="dxa" w:w="2948"/>
-            <w:shd w:val="clear" w:color="auto" w:fill="FFFFFF"/>
-          </w:tcPr>
-          <w:p>
-            <w:pPr>
-              <w:jc w:val="left"/>
-            </w:pPr>
-            <w:r/>
-            <w:r>
-              <w:rPr>
-                <w:b w:val="0"/>
-                <w:i w:val="0"/>
-                <w:sz w:val="19"/>
-              </w:rPr>
-              <w:t>Consulta y lista todas las cuotas impagas en el sistema.</w:t>
-            </w:r>
-          </w:p>
-        </w:tc>
-      </w:tr>
-      <w:tr>
-        <w:tc>
-          <w:tcPr>
-            <w:tcW w:type="dxa" w:w="680"/>
-            <w:shd w:val="clear" w:color="auto" w:fill="F2F2F2"/>
-          </w:tcPr>
-          <w:p>
-            <w:pPr>
-              <w:jc w:val="center"/>
-            </w:pPr>
-            <w:r/>
-            <w:r>
-              <w:rPr>
-                <w:b w:val="0"/>
-                <w:i w:val="0"/>
-                <w:sz w:val="19"/>
-              </w:rPr>
-              <w:t>+</w:t>
-            </w:r>
-          </w:p>
-        </w:tc>
-        <w:tc>
-          <w:tcPr>
-            <w:tcW w:type="dxa" w:w="4252"/>
-            <w:shd w:val="clear" w:color="auto" w:fill="F2F2F2"/>
-          </w:tcPr>
-          <w:p>
-            <w:pPr>
-              <w:jc w:val="left"/>
-            </w:pPr>
-            <w:r/>
-            <w:r>
-              <w:rPr>
-                <w:b/>
-                <w:i w:val="0"/>
-                <w:sz w:val="19"/>
-              </w:rPr>
-              <w:t>{static} listarVencidas()</w:t>
-            </w:r>
-          </w:p>
-        </w:tc>
-        <w:tc>
-          <w:tcPr>
-            <w:tcW w:type="dxa" w:w="1587"/>
-            <w:shd w:val="clear" w:color="auto" w:fill="F2F2F2"/>
-          </w:tcPr>
-          <w:p>
-            <w:pPr>
-              <w:jc w:val="left"/>
-            </w:pPr>
-            <w:r/>
-            <w:r>
-              <w:rPr>
-                <w:b w:val="0"/>
-                <w:i w:val="0"/>
-                <w:sz w:val="19"/>
-              </w:rPr>
-              <w:t>List&lt;Cuota&gt;</w:t>
-            </w:r>
-          </w:p>
-        </w:tc>
-        <w:tc>
-          <w:tcPr>
-            <w:tcW w:type="dxa" w:w="2948"/>
-            <w:shd w:val="clear" w:color="auto" w:fill="F2F2F2"/>
-          </w:tcPr>
-          <w:p>
-            <w:pPr>
-              <w:jc w:val="left"/>
-            </w:pPr>
-            <w:r/>
-            <w:r>
-              <w:rPr>
-                <w:b w:val="0"/>
-                <w:i w:val="0"/>
-                <w:sz w:val="19"/>
-              </w:rPr>
-              <w:t>Consulta y lista las cuotas impagas cuya fecha de vencimiento ya expiró.</w:t>
-            </w:r>
-          </w:p>
-        </w:tc>
-      </w:tr>
-      <w:tr>
-        <w:tc>
-          <w:tcPr>
-            <w:tcW w:type="dxa" w:w="680"/>
-            <w:shd w:val="clear" w:color="auto" w:fill="FFFFFF"/>
-          </w:tcPr>
-          <w:p>
-            <w:pPr>
-              <w:jc w:val="center"/>
-            </w:pPr>
-            <w:r/>
-            <w:r>
-              <w:rPr>
-                <w:b w:val="0"/>
-                <w:i w:val="0"/>
-                <w:sz w:val="19"/>
-              </w:rPr>
-              <w:t>+</w:t>
-            </w:r>
-          </w:p>
-        </w:tc>
-        <w:tc>
-          <w:tcPr>
-            <w:tcW w:type="dxa" w:w="4252"/>
-            <w:shd w:val="clear" w:color="auto" w:fill="FFFFFF"/>
-          </w:tcPr>
-          <w:p>
-            <w:pPr>
-              <w:jc w:val="left"/>
-            </w:pPr>
-            <w:r/>
-            <w:r>
-              <w:rPr>
-                <w:b/>
-                <w:i w:val="0"/>
-                <w:sz w:val="19"/>
-              </w:rPr>
-              <w:t>toString()</w:t>
-            </w:r>
-          </w:p>
-        </w:tc>
-        <w:tc>
-          <w:tcPr>
-            <w:tcW w:type="dxa" w:w="1587"/>
-            <w:shd w:val="clear" w:color="auto" w:fill="FFFFFF"/>
-          </w:tcPr>
-          <w:p>
-            <w:pPr>
-              <w:jc w:val="left"/>
-            </w:pPr>
-            <w:r/>
-            <w:r>
-              <w:rPr>
-                <w:b w:val="0"/>
-                <w:i w:val="0"/>
-                <w:sz w:val="19"/>
-              </w:rPr>
-              <w:t>String</w:t>
-            </w:r>
-          </w:p>
-        </w:tc>
-        <w:tc>
-          <w:tcPr>
-            <w:tcW w:type="dxa" w:w="2948"/>
-            <w:shd w:val="clear" w:color="auto" w:fill="FFFFFF"/>
-          </w:tcPr>
-          <w:p>
-            <w:pPr>
-              <w:jc w:val="left"/>
-            </w:pPr>
-            <w:r/>
-            <w:r>
-              <w:rPr>
-                <w:b w:val="0"/>
-                <w:i w:val="0"/>
-                <w:sz w:val="19"/>
-              </w:rPr>
-              <w:t>Descripción de la cuota con su período, monto y estado.</w:t>
+            <w:r>
+              <w:t>Cambia una cuota pendiente a vencida.</w:t>
+            </w:r>
+            <w:r>
+              <w:rPr>
+                <w:b w:val="0"/>
+                <w:i w:val="0"/>
+                <w:sz w:val="19"/>
+              </w:rPr>
             </w:r>
           </w:p>
         </w:tc>
@@ -9980,14 +8450,15 @@
             <w:pPr>
               <w:jc w:val="center"/>
             </w:pPr>
-            <w:r/>
-            <w:r>
-              <w:rPr>
-                <w:b w:val="0"/>
-                <w:i w:val="0"/>
-                <w:sz w:val="19"/>
-              </w:rPr>
+            <w:r>
               <w:t>-</w:t>
+            </w:r>
+            <w:r>
+              <w:rPr>
+                <w:b w:val="0"/>
+                <w:i w:val="0"/>
+                <w:sz w:val="19"/>
+              </w:rPr>
             </w:r>
           </w:p>
         </w:tc>
@@ -10000,14 +8471,15 @@
             <w:pPr>
               <w:jc w:val="left"/>
             </w:pPr>
-            <w:r/>
+            <w:r>
+              <w:t>idEmpleado</w:t>
+            </w:r>
             <w:r>
               <w:rPr>
                 <w:b/>
                 <w:i w:val="0"/>
                 <w:sz w:val="19"/>
               </w:rPr>
-              <w:t>idEmpleado</w:t>
             </w:r>
           </w:p>
         </w:tc>
@@ -10020,14 +8492,15 @@
             <w:pPr>
               <w:jc w:val="left"/>
             </w:pPr>
-            <w:r/>
-            <w:r>
-              <w:rPr>
-                <w:b w:val="0"/>
-                <w:i w:val="0"/>
-                <w:sz w:val="19"/>
-              </w:rPr>
-              <w:t>int</w:t>
+            <w:r>
+              <w:t>int?</w:t>
+            </w:r>
+            <w:r>
+              <w:rPr>
+                <w:b w:val="0"/>
+                <w:i w:val="0"/>
+                <w:sz w:val="19"/>
+              </w:rPr>
             </w:r>
           </w:p>
         </w:tc>
@@ -10040,14 +8513,15 @@
             <w:pPr>
               <w:jc w:val="left"/>
             </w:pPr>
-            <w:r/>
-            <w:r>
-              <w:rPr>
-                <w:b w:val="0"/>
-                <w:i w:val="0"/>
-                <w:sz w:val="19"/>
-              </w:rPr>
-              <w:t>Identificador del empleado asignado si fue escalada (0 si atiende el bot).</w:t>
+            <w:r>
+              <w:t>Empleado asignado cuando interviene una persona.</w:t>
+            </w:r>
+            <w:r>
+              <w:rPr>
+                <w:b w:val="0"/>
+                <w:i w:val="0"/>
+                <w:sz w:val="19"/>
+              </w:rPr>
             </w:r>
           </w:p>
         </w:tc>
@@ -14802,14 +13276,15 @@
             <w:pPr>
               <w:jc w:val="center"/>
             </w:pPr>
-            <w:r/>
-            <w:r>
-              <w:rPr>
-                <w:b w:val="0"/>
-                <w:i w:val="0"/>
-                <w:sz w:val="19"/>
-              </w:rPr>
+            <w:r>
               <w:t>-</w:t>
+            </w:r>
+            <w:r>
+              <w:rPr>
+                <w:b w:val="0"/>
+                <w:i w:val="0"/>
+                <w:sz w:val="19"/>
+              </w:rPr>
             </w:r>
           </w:p>
         </w:tc>
@@ -14822,14 +13297,15 @@
             <w:pPr>
               <w:jc w:val="left"/>
             </w:pPr>
-            <w:r/>
+            <w:r>
+              <w:t>idComprobante</w:t>
+            </w:r>
             <w:r>
               <w:rPr>
                 <w:b/>
                 <w:i w:val="0"/>
                 <w:sz w:val="19"/>
               </w:rPr>
-              <w:t>idComprobante</w:t>
             </w:r>
           </w:p>
         </w:tc>
@@ -14842,14 +13318,15 @@
             <w:pPr>
               <w:jc w:val="left"/>
             </w:pPr>
-            <w:r/>
-            <w:r>
-              <w:rPr>
-                <w:b w:val="0"/>
-                <w:i w:val="0"/>
-                <w:sz w:val="19"/>
-              </w:rPr>
-              <w:t>int</w:t>
+            <w:r>
+              <w:t>int?</w:t>
+            </w:r>
+            <w:r>
+              <w:rPr>
+                <w:b w:val="0"/>
+                <w:i w:val="0"/>
+                <w:sz w:val="19"/>
+              </w:rPr>
             </w:r>
           </w:p>
         </w:tc>
@@ -14862,14 +13339,15 @@
             <w:pPr>
               <w:jc w:val="left"/>
             </w:pPr>
-            <w:r/>
-            <w:r>
-              <w:rPr>
-                <w:b w:val="0"/>
-                <w:i w:val="0"/>
-                <w:sz w:val="19"/>
-              </w:rPr>
-              <w:t>Identificador del comprobante que avala la transacción.</w:t>
+            <w:r>
+              <w:t>Comprobante asociado cuando corresponde.</w:t>
+            </w:r>
+            <w:r>
+              <w:rPr>
+                <w:b w:val="0"/>
+                <w:i w:val="0"/>
+                <w:sz w:val="19"/>
+              </w:rPr>
             </w:r>
           </w:p>
         </w:tc>
@@ -15321,14 +13799,15 @@
             <w:pPr>
               <w:jc w:val="center"/>
             </w:pPr>
-            <w:r/>
-            <w:r>
-              <w:rPr>
-                <w:b w:val="0"/>
-                <w:i w:val="0"/>
-                <w:sz w:val="19"/>
-              </w:rPr>
+            <w:r>
               <w:t>+</w:t>
+            </w:r>
+            <w:r>
+              <w:rPr>
+                <w:b w:val="0"/>
+                <w:i w:val="0"/>
+                <w:sz w:val="19"/>
+              </w:rPr>
             </w:r>
           </w:p>
         </w:tc>
@@ -15341,14 +13820,15 @@
             <w:pPr>
               <w:jc w:val="left"/>
             </w:pPr>
-            <w:r/>
+            <w:r>
+              <w:t>cuenta()</w:t>
+            </w:r>
             <w:r>
               <w:rPr>
                 <w:b/>
                 <w:i w:val="0"/>
                 <w:sz w:val="19"/>
               </w:rPr>
-              <w:t>Pago(idComprobante: int, idCuenta: int, fecha: Date, montoTotal: BigDecimal, medioPago: String)</w:t>
             </w:r>
           </w:p>
         </w:tc>
@@ -15361,14 +13841,15 @@
             <w:pPr>
               <w:jc w:val="left"/>
             </w:pPr>
-            <w:r/>
-            <w:r>
-              <w:rPr>
-                <w:b w:val="0"/>
-                <w:i w:val="0"/>
-                <w:sz w:val="19"/>
-              </w:rPr>
-              <w:t>Constructor</w:t>
+            <w:r>
+              <w:t>BelongsTo</w:t>
+            </w:r>
+            <w:r>
+              <w:rPr>
+                <w:b w:val="0"/>
+                <w:i w:val="0"/>
+                <w:sz w:val="19"/>
+              </w:rPr>
             </w:r>
           </w:p>
         </w:tc>
@@ -15381,14 +13862,15 @@
             <w:pPr>
               <w:jc w:val="left"/>
             </w:pPr>
-            <w:r/>
-            <w:r>
-              <w:rPr>
-                <w:b w:val="0"/>
-                <w:i w:val="0"/>
-                <w:sz w:val="19"/>
-              </w:rPr>
-              <w:t>Crea el registro del pago con sus datos contables y bancarios.</w:t>
+            <w:r>
+              <w:t>Cuenta receptora del pago.</w:t>
+            </w:r>
+            <w:r>
+              <w:rPr>
+                <w:b w:val="0"/>
+                <w:i w:val="0"/>
+                <w:sz w:val="19"/>
+              </w:rPr>
             </w:r>
           </w:p>
         </w:tc>
@@ -15403,14 +13885,15 @@
             <w:pPr>
               <w:jc w:val="center"/>
             </w:pPr>
-            <w:r/>
-            <w:r>
-              <w:rPr>
-                <w:b w:val="0"/>
-                <w:i w:val="0"/>
-                <w:sz w:val="19"/>
-              </w:rPr>
+            <w:r>
               <w:t>+</w:t>
+            </w:r>
+            <w:r>
+              <w:rPr>
+                <w:b w:val="0"/>
+                <w:i w:val="0"/>
+                <w:sz w:val="19"/>
+              </w:rPr>
             </w:r>
           </w:p>
         </w:tc>
@@ -15423,14 +13906,15 @@
             <w:pPr>
               <w:jc w:val="left"/>
             </w:pPr>
-            <w:r/>
+            <w:r>
+              <w:t>cuotas()</w:t>
+            </w:r>
             <w:r>
               <w:rPr>
                 <w:b/>
                 <w:i w:val="0"/>
                 <w:sz w:val="19"/>
               </w:rPr>
-              <w:t>getters y setters</w:t>
             </w:r>
           </w:p>
         </w:tc>
@@ -15443,14 +13927,15 @@
             <w:pPr>
               <w:jc w:val="left"/>
             </w:pPr>
-            <w:r/>
-            <w:r>
-              <w:rPr>
-                <w:b w:val="0"/>
-                <w:i w:val="0"/>
-                <w:sz w:val="19"/>
-              </w:rPr>
-              <w:t>void / tipos</w:t>
+            <w:r>
+              <w:t>HasMany</w:t>
+            </w:r>
+            <w:r>
+              <w:rPr>
+                <w:b w:val="0"/>
+                <w:i w:val="0"/>
+                <w:sz w:val="19"/>
+              </w:rPr>
             </w:r>
           </w:p>
         </w:tc>
@@ -15463,260 +13948,15 @@
             <w:pPr>
               <w:jc w:val="left"/>
             </w:pPr>
-            <w:r/>
-            <w:r>
-              <w:rPr>
-                <w:b w:val="0"/>
-                <w:i w:val="0"/>
-                <w:sz w:val="19"/>
-              </w:rPr>
-              <w:t>Métodos de lectura y actualización.</w:t>
-            </w:r>
-          </w:p>
-        </w:tc>
-      </w:tr>
-      <w:tr>
-        <w:tc>
-          <w:tcPr>
-            <w:tcW w:type="dxa" w:w="680"/>
-            <w:shd w:val="clear" w:color="auto" w:fill="FFFFFF"/>
-          </w:tcPr>
-          <w:p>
-            <w:pPr>
-              <w:jc w:val="center"/>
-            </w:pPr>
-            <w:r/>
-            <w:r>
-              <w:rPr>
-                <w:b w:val="0"/>
-                <w:i w:val="0"/>
-                <w:sz w:val="19"/>
-              </w:rPr>
-              <w:t>+</w:t>
-            </w:r>
-          </w:p>
-        </w:tc>
-        <w:tc>
-          <w:tcPr>
-            <w:tcW w:type="dxa" w:w="4252"/>
-            <w:shd w:val="clear" w:color="auto" w:fill="FFFFFF"/>
-          </w:tcPr>
-          <w:p>
-            <w:pPr>
-              <w:jc w:val="left"/>
-            </w:pPr>
-            <w:r/>
-            <w:r>
-              <w:rPr>
-                <w:b/>
-                <w:i w:val="0"/>
-                <w:sz w:val="19"/>
-              </w:rPr>
-              <w:t>registrar()</w:t>
-            </w:r>
-          </w:p>
-        </w:tc>
-        <w:tc>
-          <w:tcPr>
-            <w:tcW w:type="dxa" w:w="1587"/>
-            <w:shd w:val="clear" w:color="auto" w:fill="FFFFFF"/>
-          </w:tcPr>
-          <w:p>
-            <w:pPr>
-              <w:jc w:val="left"/>
-            </w:pPr>
-            <w:r/>
-            <w:r>
-              <w:rPr>
-                <w:b w:val="0"/>
-                <w:i w:val="0"/>
-                <w:sz w:val="19"/>
-              </w:rPr>
-              <w:t>void</w:t>
-            </w:r>
-          </w:p>
-        </w:tc>
-        <w:tc>
-          <w:tcPr>
-            <w:tcW w:type="dxa" w:w="2948"/>
-            <w:shd w:val="clear" w:color="auto" w:fill="FFFFFF"/>
-          </w:tcPr>
-          <w:p>
-            <w:pPr>
-              <w:jc w:val="left"/>
-            </w:pPr>
-            <w:r/>
-            <w:r>
-              <w:rPr>
-                <w:b w:val="0"/>
-                <w:i w:val="0"/>
-                <w:sz w:val="19"/>
-              </w:rPr>
-              <w:t>Persiste el pago e imputa los fondos cancelando las cuotas adeudadas.</w:t>
-            </w:r>
-          </w:p>
-        </w:tc>
-      </w:tr>
-      <w:tr>
-        <w:tc>
-          <w:tcPr>
-            <w:tcW w:type="dxa" w:w="680"/>
-            <w:shd w:val="clear" w:color="auto" w:fill="F2F2F2"/>
-          </w:tcPr>
-          <w:p>
-            <w:pPr>
-              <w:jc w:val="center"/>
-            </w:pPr>
-            <w:r/>
-            <w:r>
-              <w:rPr>
-                <w:b w:val="0"/>
-                <w:i w:val="0"/>
-                <w:sz w:val="19"/>
-              </w:rPr>
-              <w:t>+</w:t>
-            </w:r>
-          </w:p>
-        </w:tc>
-        <w:tc>
-          <w:tcPr>
-            <w:tcW w:type="dxa" w:w="4252"/>
-            <w:shd w:val="clear" w:color="auto" w:fill="F2F2F2"/>
-          </w:tcPr>
-          <w:p>
-            <w:pPr>
-              <w:jc w:val="left"/>
-            </w:pPr>
-            <w:r/>
-            <w:r>
-              <w:rPr>
-                <w:b/>
-                <w:i w:val="0"/>
-                <w:sz w:val="19"/>
-              </w:rPr>
-              <w:t>obtenerCuotasCanceladas()</w:t>
-            </w:r>
-          </w:p>
-        </w:tc>
-        <w:tc>
-          <w:tcPr>
-            <w:tcW w:type="dxa" w:w="1587"/>
-            <w:shd w:val="clear" w:color="auto" w:fill="F2F2F2"/>
-          </w:tcPr>
-          <w:p>
-            <w:pPr>
-              <w:jc w:val="left"/>
-            </w:pPr>
-            <w:r/>
-            <w:r>
-              <w:rPr>
-                <w:b w:val="0"/>
-                <w:i w:val="0"/>
-                <w:sz w:val="19"/>
-              </w:rPr>
-              <w:t>List&lt;Cuota&gt;</w:t>
-            </w:r>
-          </w:p>
-        </w:tc>
-        <w:tc>
-          <w:tcPr>
-            <w:tcW w:type="dxa" w:w="2948"/>
-            <w:shd w:val="clear" w:color="auto" w:fill="F2F2F2"/>
-          </w:tcPr>
-          <w:p>
-            <w:pPr>
-              <w:jc w:val="left"/>
-            </w:pPr>
-            <w:r/>
-            <w:r>
-              <w:rPr>
-                <w:b w:val="0"/>
-                <w:i w:val="0"/>
-                <w:sz w:val="19"/>
-              </w:rPr>
-              <w:t>Retorna las cuotas liquidadas con este pago.</w:t>
-            </w:r>
-          </w:p>
-        </w:tc>
-      </w:tr>
-      <w:tr>
-        <w:tc>
-          <w:tcPr>
-            <w:tcW w:type="dxa" w:w="680"/>
-            <w:shd w:val="clear" w:color="auto" w:fill="FFFFFF"/>
-          </w:tcPr>
-          <w:p>
-            <w:pPr>
-              <w:jc w:val="center"/>
-            </w:pPr>
-            <w:r/>
-            <w:r>
-              <w:rPr>
-                <w:b w:val="0"/>
-                <w:i w:val="0"/>
-                <w:sz w:val="19"/>
-              </w:rPr>
-              <w:t>+</w:t>
-            </w:r>
-          </w:p>
-        </w:tc>
-        <w:tc>
-          <w:tcPr>
-            <w:tcW w:type="dxa" w:w="4252"/>
-            <w:shd w:val="clear" w:color="auto" w:fill="FFFFFF"/>
-          </w:tcPr>
-          <w:p>
-            <w:pPr>
-              <w:jc w:val="left"/>
-            </w:pPr>
-            <w:r/>
-            <w:r>
-              <w:rPr>
-                <w:b/>
-                <w:i w:val="0"/>
-                <w:sz w:val="19"/>
-              </w:rPr>
-              <w:t>toString()</w:t>
-            </w:r>
-          </w:p>
-        </w:tc>
-        <w:tc>
-          <w:tcPr>
-            <w:tcW w:type="dxa" w:w="1587"/>
-            <w:shd w:val="clear" w:color="auto" w:fill="FFFFFF"/>
-          </w:tcPr>
-          <w:p>
-            <w:pPr>
-              <w:jc w:val="left"/>
-            </w:pPr>
-            <w:r/>
-            <w:r>
-              <w:rPr>
-                <w:b w:val="0"/>
-                <w:i w:val="0"/>
-                <w:sz w:val="19"/>
-              </w:rPr>
-              <w:t>String</w:t>
-            </w:r>
-          </w:p>
-        </w:tc>
-        <w:tc>
-          <w:tcPr>
-            <w:tcW w:type="dxa" w:w="2948"/>
-            <w:shd w:val="clear" w:color="auto" w:fill="FFFFFF"/>
-          </w:tcPr>
-          <w:p>
-            <w:pPr>
-              <w:jc w:val="left"/>
-            </w:pPr>
-            <w:r/>
-            <w:r>
-              <w:rPr>
-                <w:b w:val="0"/>
-                <w:i w:val="0"/>
-                <w:sz w:val="19"/>
-              </w:rPr>
-              <w:t>Descripción con fecha, importe y medio de pago.</w:t>
+            <w:r>
+              <w:t>Cuotas canceladas por el pago.</w:t>
+            </w:r>
+            <w:r>
+              <w:rPr>
+                <w:b w:val="0"/>
+                <w:i w:val="0"/>
+                <w:sz w:val="19"/>
+              </w:rPr>
             </w:r>
           </w:p>
         </w:tc>
@@ -16409,14 +14649,15 @@
             <w:pPr>
               <w:jc w:val="center"/>
             </w:pPr>
-            <w:r/>
-            <w:r>
-              <w:rPr>
-                <w:b w:val="0"/>
-                <w:i w:val="0"/>
-                <w:sz w:val="19"/>
-              </w:rPr>
+            <w:r>
               <w:t>+</w:t>
+            </w:r>
+            <w:r>
+              <w:rPr>
+                <w:b w:val="0"/>
+                <w:i w:val="0"/>
+                <w:sz w:val="19"/>
+              </w:rPr>
             </w:r>
           </w:p>
         </w:tc>
@@ -16429,14 +14670,15 @@
             <w:pPr>
               <w:jc w:val="left"/>
             </w:pPr>
-            <w:r/>
+            <w:r>
+              <w:t>pagos()</w:t>
+            </w:r>
             <w:r>
               <w:rPr>
                 <w:b/>
                 <w:i w:val="0"/>
                 <w:sz w:val="19"/>
               </w:rPr>
-              <w:t>CuentaReceptora(nombre: String, tipo: String, identificador: String)</w:t>
             </w:r>
           </w:p>
         </w:tc>
@@ -16449,14 +14691,15 @@
             <w:pPr>
               <w:jc w:val="left"/>
             </w:pPr>
-            <w:r/>
-            <w:r>
-              <w:rPr>
-                <w:b w:val="0"/>
-                <w:i w:val="0"/>
-                <w:sz w:val="19"/>
-              </w:rPr>
-              <w:t>Constructor</w:t>
+            <w:r>
+              <w:t>HasMany</w:t>
+            </w:r>
+            <w:r>
+              <w:rPr>
+                <w:b w:val="0"/>
+                <w:i w:val="0"/>
+                <w:sz w:val="19"/>
+              </w:rPr>
             </w:r>
           </w:p>
         </w:tc>
@@ -16469,14 +14712,15 @@
             <w:pPr>
               <w:jc w:val="left"/>
             </w:pPr>
-            <w:r/>
-            <w:r>
-              <w:rPr>
-                <w:b w:val="0"/>
-                <w:i w:val="0"/>
-                <w:sz w:val="19"/>
-              </w:rPr>
-              <w:t>Crea una nueva cuenta receptora de fondos.</w:t>
+            <w:r>
+              <w:t>Pagos recibidos por la cuenta.</w:t>
+            </w:r>
+            <w:r>
+              <w:rPr>
+                <w:b w:val="0"/>
+                <w:i w:val="0"/>
+                <w:sz w:val="19"/>
+              </w:rPr>
             </w:r>
           </w:p>
         </w:tc>
@@ -16491,14 +14735,15 @@
             <w:pPr>
               <w:jc w:val="center"/>
             </w:pPr>
-            <w:r/>
-            <w:r>
-              <w:rPr>
-                <w:b w:val="0"/>
-                <w:i w:val="0"/>
-                <w:sz w:val="19"/>
-              </w:rPr>
+            <w:r>
               <w:t>+</w:t>
+            </w:r>
+            <w:r>
+              <w:rPr>
+                <w:b w:val="0"/>
+                <w:i w:val="0"/>
+                <w:sz w:val="19"/>
+              </w:rPr>
             </w:r>
           </w:p>
         </w:tc>
@@ -16511,14 +14756,15 @@
             <w:pPr>
               <w:jc w:val="left"/>
             </w:pPr>
-            <w:r/>
+            <w:r>
+              <w:t>activar()</w:t>
+            </w:r>
             <w:r>
               <w:rPr>
                 <w:b/>
                 <w:i w:val="0"/>
                 <w:sz w:val="19"/>
               </w:rPr>
-              <w:t>getters y setters</w:t>
             </w:r>
           </w:p>
         </w:tc>
@@ -16531,14 +14777,15 @@
             <w:pPr>
               <w:jc w:val="left"/>
             </w:pPr>
-            <w:r/>
-            <w:r>
-              <w:rPr>
-                <w:b w:val="0"/>
-                <w:i w:val="0"/>
-                <w:sz w:val="19"/>
-              </w:rPr>
-              <w:t>void / tipos</w:t>
+            <w:r>
+              <w:t>void</w:t>
+            </w:r>
+            <w:r>
+              <w:rPr>
+                <w:b w:val="0"/>
+                <w:i w:val="0"/>
+                <w:sz w:val="19"/>
+              </w:rPr>
             </w:r>
           </w:p>
         </w:tc>
@@ -16551,14 +14798,15 @@
             <w:pPr>
               <w:jc w:val="left"/>
             </w:pPr>
-            <w:r/>
-            <w:r>
-              <w:rPr>
-                <w:b w:val="0"/>
-                <w:i w:val="0"/>
-                <w:sz w:val="19"/>
-              </w:rPr>
-              <w:t>Métodos de acceso a los datos bancarios.</w:t>
+            <w:r>
+              <w:t>Habilita la cuenta.</w:t>
+            </w:r>
+            <w:r>
+              <w:rPr>
+                <w:b w:val="0"/>
+                <w:i w:val="0"/>
+                <w:sz w:val="19"/>
+              </w:rPr>
             </w:r>
           </w:p>
         </w:tc>
@@ -16573,14 +14821,15 @@
             <w:pPr>
               <w:jc w:val="center"/>
             </w:pPr>
-            <w:r/>
-            <w:r>
-              <w:rPr>
-                <w:b w:val="0"/>
-                <w:i w:val="0"/>
-                <w:sz w:val="19"/>
-              </w:rPr>
+            <w:r>
               <w:t>+</w:t>
+            </w:r>
+            <w:r>
+              <w:rPr>
+                <w:b w:val="0"/>
+                <w:i w:val="0"/>
+                <w:sz w:val="19"/>
+              </w:rPr>
             </w:r>
           </w:p>
         </w:tc>
@@ -16593,14 +14842,15 @@
             <w:pPr>
               <w:jc w:val="left"/>
             </w:pPr>
-            <w:r/>
+            <w:r>
+              <w:t>desactivar()</w:t>
+            </w:r>
             <w:r>
               <w:rPr>
                 <w:b/>
                 <w:i w:val="0"/>
                 <w:sz w:val="19"/>
               </w:rPr>
-              <w:t>activar()</w:t>
             </w:r>
           </w:p>
         </w:tc>
@@ -16613,14 +14863,15 @@
             <w:pPr>
               <w:jc w:val="left"/>
             </w:pPr>
-            <w:r/>
-            <w:r>
-              <w:rPr>
-                <w:b w:val="0"/>
-                <w:i w:val="0"/>
-                <w:sz w:val="19"/>
-              </w:rPr>
+            <w:r>
               <w:t>void</w:t>
+            </w:r>
+            <w:r>
+              <w:rPr>
+                <w:b w:val="0"/>
+                <w:i w:val="0"/>
+                <w:sz w:val="19"/>
+              </w:rPr>
             </w:r>
           </w:p>
         </w:tc>
@@ -16633,260 +14884,15 @@
             <w:pPr>
               <w:jc w:val="left"/>
             </w:pPr>
-            <w:r/>
-            <w:r>
-              <w:rPr>
-                <w:b w:val="0"/>
-                <w:i w:val="0"/>
-                <w:sz w:val="19"/>
-              </w:rPr>
-              <w:t>Habilita la cuenta para figurar como opción de cobro.</w:t>
-            </w:r>
-          </w:p>
-        </w:tc>
-      </w:tr>
-      <w:tr>
-        <w:tc>
-          <w:tcPr>
-            <w:tcW w:type="dxa" w:w="680"/>
-            <w:shd w:val="clear" w:color="auto" w:fill="F2F2F2"/>
-          </w:tcPr>
-          <w:p>
-            <w:pPr>
-              <w:jc w:val="center"/>
-            </w:pPr>
-            <w:r/>
-            <w:r>
-              <w:rPr>
-                <w:b w:val="0"/>
-                <w:i w:val="0"/>
-                <w:sz w:val="19"/>
-              </w:rPr>
-              <w:t>+</w:t>
-            </w:r>
-          </w:p>
-        </w:tc>
-        <w:tc>
-          <w:tcPr>
-            <w:tcW w:type="dxa" w:w="4252"/>
-            <w:shd w:val="clear" w:color="auto" w:fill="F2F2F2"/>
-          </w:tcPr>
-          <w:p>
-            <w:pPr>
-              <w:jc w:val="left"/>
-            </w:pPr>
-            <w:r/>
-            <w:r>
-              <w:rPr>
-                <w:b/>
-                <w:i w:val="0"/>
-                <w:sz w:val="19"/>
-              </w:rPr>
-              <w:t>desactivar()</w:t>
-            </w:r>
-          </w:p>
-        </w:tc>
-        <w:tc>
-          <w:tcPr>
-            <w:tcW w:type="dxa" w:w="1587"/>
-            <w:shd w:val="clear" w:color="auto" w:fill="F2F2F2"/>
-          </w:tcPr>
-          <w:p>
-            <w:pPr>
-              <w:jc w:val="left"/>
-            </w:pPr>
-            <w:r/>
-            <w:r>
-              <w:rPr>
-                <w:b w:val="0"/>
-                <w:i w:val="0"/>
-                <w:sz w:val="19"/>
-              </w:rPr>
-              <w:t>void</w:t>
-            </w:r>
-          </w:p>
-        </w:tc>
-        <w:tc>
-          <w:tcPr>
-            <w:tcW w:type="dxa" w:w="2948"/>
-            <w:shd w:val="clear" w:color="auto" w:fill="F2F2F2"/>
-          </w:tcPr>
-          <w:p>
-            <w:pPr>
-              <w:jc w:val="left"/>
-            </w:pPr>
-            <w:r/>
-            <w:r>
-              <w:rPr>
-                <w:b w:val="0"/>
-                <w:i w:val="0"/>
-                <w:sz w:val="19"/>
-              </w:rPr>
-              <w:t>Deshabilita la cuenta para no ofrecerla en nuevos pagos.</w:t>
-            </w:r>
-          </w:p>
-        </w:tc>
-      </w:tr>
-      <w:tr>
-        <w:tc>
-          <w:tcPr>
-            <w:tcW w:type="dxa" w:w="680"/>
-            <w:shd w:val="clear" w:color="auto" w:fill="FFFFFF"/>
-          </w:tcPr>
-          <w:p>
-            <w:pPr>
-              <w:jc w:val="center"/>
-            </w:pPr>
-            <w:r/>
-            <w:r>
-              <w:rPr>
-                <w:b w:val="0"/>
-                <w:i w:val="0"/>
-                <w:sz w:val="19"/>
-              </w:rPr>
-              <w:t>+</w:t>
-            </w:r>
-          </w:p>
-        </w:tc>
-        <w:tc>
-          <w:tcPr>
-            <w:tcW w:type="dxa" w:w="4252"/>
-            <w:shd w:val="clear" w:color="auto" w:fill="FFFFFF"/>
-          </w:tcPr>
-          <w:p>
-            <w:pPr>
-              <w:jc w:val="left"/>
-            </w:pPr>
-            <w:r/>
-            <w:r>
-              <w:rPr>
-                <w:b/>
-                <w:i w:val="0"/>
-                <w:sz w:val="19"/>
-              </w:rPr>
-              <w:t>{static} listarActivas()</w:t>
-            </w:r>
-          </w:p>
-        </w:tc>
-        <w:tc>
-          <w:tcPr>
-            <w:tcW w:type="dxa" w:w="1587"/>
-            <w:shd w:val="clear" w:color="auto" w:fill="FFFFFF"/>
-          </w:tcPr>
-          <w:p>
-            <w:pPr>
-              <w:jc w:val="left"/>
-            </w:pPr>
-            <w:r/>
-            <w:r>
-              <w:rPr>
-                <w:b w:val="0"/>
-                <w:i w:val="0"/>
-                <w:sz w:val="19"/>
-              </w:rPr>
-              <w:t>List&lt;CuentaReceptora&gt;</w:t>
-            </w:r>
-          </w:p>
-        </w:tc>
-        <w:tc>
-          <w:tcPr>
-            <w:tcW w:type="dxa" w:w="2948"/>
-            <w:shd w:val="clear" w:color="auto" w:fill="FFFFFF"/>
-          </w:tcPr>
-          <w:p>
-            <w:pPr>
-              <w:jc w:val="left"/>
-            </w:pPr>
-            <w:r/>
-            <w:r>
-              <w:rPr>
-                <w:b w:val="0"/>
-                <w:i w:val="0"/>
-                <w:sz w:val="19"/>
-              </w:rPr>
-              <w:t>Retorna todas las cuentas actualmente habilitadas para cobros.</w:t>
-            </w:r>
-          </w:p>
-        </w:tc>
-      </w:tr>
-      <w:tr>
-        <w:tc>
-          <w:tcPr>
-            <w:tcW w:type="dxa" w:w="680"/>
-            <w:shd w:val="clear" w:color="auto" w:fill="F2F2F2"/>
-          </w:tcPr>
-          <w:p>
-            <w:pPr>
-              <w:jc w:val="center"/>
-            </w:pPr>
-            <w:r/>
-            <w:r>
-              <w:rPr>
-                <w:b w:val="0"/>
-                <w:i w:val="0"/>
-                <w:sz w:val="19"/>
-              </w:rPr>
-              <w:t>+</w:t>
-            </w:r>
-          </w:p>
-        </w:tc>
-        <w:tc>
-          <w:tcPr>
-            <w:tcW w:type="dxa" w:w="4252"/>
-            <w:shd w:val="clear" w:color="auto" w:fill="F2F2F2"/>
-          </w:tcPr>
-          <w:p>
-            <w:pPr>
-              <w:jc w:val="left"/>
-            </w:pPr>
-            <w:r/>
-            <w:r>
-              <w:rPr>
-                <w:b/>
-                <w:i w:val="0"/>
-                <w:sz w:val="19"/>
-              </w:rPr>
-              <w:t>toString()</w:t>
-            </w:r>
-          </w:p>
-        </w:tc>
-        <w:tc>
-          <w:tcPr>
-            <w:tcW w:type="dxa" w:w="1587"/>
-            <w:shd w:val="clear" w:color="auto" w:fill="F2F2F2"/>
-          </w:tcPr>
-          <w:p>
-            <w:pPr>
-              <w:jc w:val="left"/>
-            </w:pPr>
-            <w:r/>
-            <w:r>
-              <w:rPr>
-                <w:b w:val="0"/>
-                <w:i w:val="0"/>
-                <w:sz w:val="19"/>
-              </w:rPr>
-              <w:t>String</w:t>
-            </w:r>
-          </w:p>
-        </w:tc>
-        <w:tc>
-          <w:tcPr>
-            <w:tcW w:type="dxa" w:w="2948"/>
-            <w:shd w:val="clear" w:color="auto" w:fill="F2F2F2"/>
-          </w:tcPr>
-          <w:p>
-            <w:pPr>
-              <w:jc w:val="left"/>
-            </w:pPr>
-            <w:r/>
-            <w:r>
-              <w:rPr>
-                <w:b w:val="0"/>
-                <w:i w:val="0"/>
-                <w:sz w:val="19"/>
-              </w:rPr>
-              <w:t>Denominación, CBU/Alias y estado de la cuenta.</w:t>
+            <w:r>
+              <w:t>Inhabilita la cuenta.</w:t>
+            </w:r>
+            <w:r>
+              <w:rPr>
+                <w:b w:val="0"/>
+                <w:i w:val="0"/>
+                <w:sz w:val="19"/>
+              </w:rPr>
             </w:r>
           </w:p>
         </w:tc>
@@ -17306,14 +15312,15 @@
             <w:pPr>
               <w:jc w:val="center"/>
             </w:pPr>
-            <w:r/>
-            <w:r>
-              <w:rPr>
-                <w:b w:val="0"/>
-                <w:i w:val="0"/>
-                <w:sz w:val="19"/>
-              </w:rPr>
+            <w:r>
               <w:t>-</w:t>
+            </w:r>
+            <w:r>
+              <w:rPr>
+                <w:b w:val="0"/>
+                <w:i w:val="0"/>
+                <w:sz w:val="19"/>
+              </w:rPr>
             </w:r>
           </w:p>
         </w:tc>
@@ -17326,14 +15333,15 @@
             <w:pPr>
               <w:jc w:val="left"/>
             </w:pPr>
-            <w:r/>
+            <w:r>
+              <w:t>idEmpleado</w:t>
+            </w:r>
             <w:r>
               <w:rPr>
                 <w:b/>
                 <w:i w:val="0"/>
                 <w:sz w:val="19"/>
               </w:rPr>
-              <w:t>idUsuario</w:t>
             </w:r>
           </w:p>
         </w:tc>
@@ -17346,14 +15354,15 @@
             <w:pPr>
               <w:jc w:val="left"/>
             </w:pPr>
-            <w:r/>
-            <w:r>
-              <w:rPr>
-                <w:b w:val="0"/>
-                <w:i w:val="0"/>
-                <w:sz w:val="19"/>
-              </w:rPr>
-              <w:t>int</w:t>
+            <w:r>
+              <w:t>int?</w:t>
+            </w:r>
+            <w:r>
+              <w:rPr>
+                <w:b w:val="0"/>
+                <w:i w:val="0"/>
+                <w:sz w:val="19"/>
+              </w:rPr>
             </w:r>
           </w:p>
         </w:tc>
@@ -17366,14 +15375,15 @@
             <w:pPr>
               <w:jc w:val="left"/>
             </w:pPr>
-            <w:r/>
-            <w:r>
-              <w:rPr>
-                <w:b w:val="0"/>
-                <w:i w:val="0"/>
-                <w:sz w:val="19"/>
-              </w:rPr>
-              <w:t>Identificador del empleado asignado al ticket.</w:t>
+            <w:r>
+              <w:t>Empleado asignado al ticket cuando fue tomado.</w:t>
+            </w:r>
+            <w:r>
+              <w:rPr>
+                <w:b w:val="0"/>
+                <w:i w:val="0"/>
+                <w:sz w:val="19"/>
+              </w:rPr>
             </w:r>
           </w:p>
         </w:tc>
